--- a/manuscript/Supplementary_Tables.docx
+++ b/manuscript/Supplementary_Tables.docx
@@ -39,7 +39,7 @@
           <w:sz w:val="20"/>
           <w:szCs w:val="20"/>
         </w:rPr>
-        <w:t xml:space="preserve">Each row reports a single LODO cross-validation run (7 folds, 646 samples) using the species feature set merged with the unstratified pathway columns retained at the indicated prevalence and mean-abundance thresholds. Mean LODO AUC and across-fold standard deviation are reported. Across the 20-cell grid, mean AUC ranges from 0.777 to 0.811 (spread 0.034). The headline manuscript configuration uses prevalence &gt;= 0.10 and mean &gt;= 1e-6 (mean AUC 0.783). The high-AUC corner cells correspond to extreme filtering (mean &gt;= 1e-3 retains only 2 pathways, so the joint model collapses to species-only). Generated by scripts/sensitivity_analysis.py from results/sensitivity_thresholds.csv.</w:t>
+        <w:t>Each row reports a single LODO cross-validation run (7 folds, 646 samples) using the species feature set merged with the unstratified pathway columns retained at the indicated prevalence and mean-abundance thresholds. The filter is applied per fold using only training-cohort samples. Mean per-cohort LODO AUC and across-fold standard deviation are reported. Across the 20-cell grid, mean AUC ranges from 0.773 to 0.811 (spread 0.038). The headline manuscript configuration uses prevalence &gt;= 0.10 and mean &gt;= 1 x 10-6.</w:t>
       </w:r>
     </w:p>
     <w:tbl>

--- a/manuscript/Supplementary_Tables.docx
+++ b/manuscript/Supplementary_Tables.docx
@@ -4265,7 +4265,7 @@
                 <w:sz w:val="20"/>
                 <w:szCs w:val="20"/>
               </w:rPr>
-              <w:t xml:space="preserve">0.838 [0.749, 0.915]</w:t>
+              <w:t>0.838 [0.750, 0.915]</w:t>
             </w:r>
           </w:p>
         </w:tc>
@@ -4296,7 +4296,7 @@
                 <w:sz w:val="20"/>
                 <w:szCs w:val="20"/>
               </w:rPr>
-              <w:t xml:space="preserve">0.849 [0.772, 0.918]</w:t>
+              <w:t>0.849 [0.765, 0.918]</w:t>
             </w:r>
           </w:p>
         </w:tc>
@@ -4327,7 +4327,7 @@
                 <w:sz w:val="20"/>
                 <w:szCs w:val="20"/>
               </w:rPr>
-              <w:t xml:space="preserve">0.819 [0.732, 0.900]</w:t>
+              <w:t>0.819 [0.728, 0.900]</w:t>
             </w:r>
           </w:p>
         </w:tc>
@@ -4391,7 +4391,7 @@
                 <w:sz w:val="20"/>
                 <w:szCs w:val="20"/>
               </w:rPr>
-              <w:t xml:space="preserve">0.734 [0.586, 0.859]</w:t>
+              <w:t>0.734 [0.591, 0.864]</w:t>
             </w:r>
           </w:p>
         </w:tc>
@@ -4422,7 +4422,7 @@
                 <w:sz w:val="20"/>
                 <w:szCs w:val="20"/>
               </w:rPr>
-              <w:t xml:space="preserve">0.815 [0.675, 0.927]</w:t>
+              <w:t>0.815 [0.683, 0.924]</w:t>
             </w:r>
           </w:p>
         </w:tc>
@@ -4453,7 +4453,7 @@
                 <w:sz w:val="20"/>
                 <w:szCs w:val="20"/>
               </w:rPr>
-              <w:t xml:space="preserve">0.783 [0.650, 0.893]</w:t>
+              <w:t>0.783 [0.647, 0.899]</w:t>
             </w:r>
           </w:p>
         </w:tc>
@@ -4517,7 +4517,7 @@
                 <w:sz w:val="20"/>
                 <w:szCs w:val="20"/>
               </w:rPr>
-              <w:t xml:space="preserve">0.801 [0.682, 0.908]</w:t>
+              <w:t>0.801 [0.682, 0.906]</w:t>
             </w:r>
           </w:p>
         </w:tc>
@@ -4548,7 +4548,7 @@
                 <w:sz w:val="20"/>
                 <w:szCs w:val="20"/>
               </w:rPr>
-              <w:t xml:space="preserve">0.773 [0.641, 0.884]</w:t>
+              <w:t>0.773 [0.646, 0.886]</w:t>
             </w:r>
           </w:p>
         </w:tc>
@@ -4579,7 +4579,7 @@
                 <w:sz w:val="20"/>
                 <w:szCs w:val="20"/>
               </w:rPr>
-              <w:t xml:space="preserve">0.779 [0.649, 0.895]</w:t>
+              <w:t>0.779 [0.652, 0.894]</w:t>
             </w:r>
           </w:p>
         </w:tc>
@@ -4643,7 +4643,7 @@
                 <w:sz w:val="20"/>
                 <w:szCs w:val="20"/>
               </w:rPr>
-              <w:t xml:space="preserve">0.828 [0.729, 0.917]</w:t>
+              <w:t>0.828 [0.731, 0.914]</w:t>
             </w:r>
           </w:p>
         </w:tc>
@@ -4674,7 +4674,7 @@
                 <w:sz w:val="20"/>
                 <w:szCs w:val="20"/>
               </w:rPr>
-              <w:t xml:space="preserve">0.751 [0.640, 0.855]</w:t>
+              <w:t>0.751 [0.640, 0.852]</w:t>
             </w:r>
           </w:p>
         </w:tc>
@@ -4705,7 +4705,7 @@
                 <w:sz w:val="20"/>
                 <w:szCs w:val="20"/>
               </w:rPr>
-              <w:t xml:space="preserve">0.807 [0.708, 0.901]</w:t>
+              <w:t>0.807 [0.707, 0.896]</w:t>
             </w:r>
           </w:p>
         </w:tc>
@@ -4769,7 +4769,7 @@
                 <w:sz w:val="20"/>
                 <w:szCs w:val="20"/>
               </w:rPr>
-              <w:t xml:space="preserve">0.730 [0.623, 0.816]</w:t>
+              <w:t>0.730 [0.629, 0.824]</w:t>
             </w:r>
           </w:p>
         </w:tc>
@@ -4800,7 +4800,7 @@
                 <w:sz w:val="20"/>
                 <w:szCs w:val="20"/>
               </w:rPr>
-              <w:t xml:space="preserve">0.717 [0.612, 0.810]</w:t>
+              <w:t>0.717 [0.614, 0.811]</w:t>
             </w:r>
           </w:p>
         </w:tc>
@@ -4831,7 +4831,7 @@
                 <w:sz w:val="20"/>
                 <w:szCs w:val="20"/>
               </w:rPr>
-              <w:t xml:space="preserve">0.713 [0.606, 0.810]</w:t>
+              <w:t>0.713 [0.608, 0.810]</w:t>
             </w:r>
           </w:p>
         </w:tc>
@@ -4895,7 +4895,7 @@
                 <w:sz w:val="20"/>
                 <w:szCs w:val="20"/>
               </w:rPr>
-              <w:t xml:space="preserve">0.868 [0.803, 0.925]</w:t>
+              <w:t>0.868 [0.801, 0.927]</w:t>
             </w:r>
           </w:p>
         </w:tc>
@@ -4926,7 +4926,7 @@
                 <w:sz w:val="20"/>
                 <w:szCs w:val="20"/>
               </w:rPr>
-              <w:t xml:space="preserve">0.761 [0.673, 0.837]</w:t>
+              <w:t>0.761 [0.673, 0.839]</w:t>
             </w:r>
           </w:p>
         </w:tc>
@@ -4957,7 +4957,7 @@
                 <w:sz w:val="20"/>
                 <w:szCs w:val="20"/>
               </w:rPr>
-              <w:t xml:space="preserve">0.800 [0.723, 0.871]</w:t>
+              <w:t>0.800 [0.719, 0.873]</w:t>
             </w:r>
           </w:p>
         </w:tc>
@@ -5021,7 +5021,7 @@
                 <w:sz w:val="20"/>
                 <w:szCs w:val="20"/>
               </w:rPr>
-              <w:t xml:space="preserve">0.821 [0.733, 0.896]</w:t>
+              <w:t>0.821 [0.736, 0.894]</w:t>
             </w:r>
           </w:p>
         </w:tc>
@@ -5052,7 +5052,7 @@
                 <w:sz w:val="20"/>
                 <w:szCs w:val="20"/>
               </w:rPr>
-              <w:t xml:space="preserve">0.830 [0.743, 0.905]</w:t>
+              <w:t>0.830 [0.747, 0.905]</w:t>
             </w:r>
           </w:p>
         </w:tc>
@@ -5083,7 +5083,7 @@
                 <w:sz w:val="20"/>
                 <w:szCs w:val="20"/>
               </w:rPr>
-              <w:t xml:space="preserve">0.787 [0.692, 0.868]</w:t>
+              <w:t>0.787 [0.695, 0.869]</w:t>
             </w:r>
           </w:p>
         </w:tc>
@@ -5146,7 +5146,7 @@
                 <w:sz w:val="20"/>
                 <w:szCs w:val="20"/>
               </w:rPr>
-              <w:t xml:space="preserve">0.810 [0.777, 0.841]</w:t>
+              <w:t>0.810 [0.776, 0.841]</w:t>
             </w:r>
           </w:p>
         </w:tc>
@@ -5178,7 +5178,7 @@
                 <w:sz w:val="20"/>
                 <w:szCs w:val="20"/>
               </w:rPr>
-              <w:t xml:space="preserve">0.776 [0.740, 0.809]</w:t>
+              <w:t>0.776 [0.740, 0.811]</w:t>
             </w:r>
           </w:p>
         </w:tc>
@@ -5210,7 +5210,7 @@
                 <w:sz w:val="20"/>
                 <w:szCs w:val="20"/>
               </w:rPr>
-              <w:t xml:space="preserve">0.781 [0.747, 0.814]</w:t>
+              <w:t>0.781 [0.746, 0.816]</w:t>
             </w:r>
           </w:p>
         </w:tc>

--- a/manuscript/Supplementary_Tables.docx
+++ b/manuscript/Supplementary_Tables.docx
@@ -287,7 +287,7 @@
                 <w:sz w:val="20"/>
                 <w:szCs w:val="20"/>
               </w:rPr>
-              <w:t xml:space="preserve">&gt;= 0.05</w:t>
+              <w:t>&gt;= 0.05</w:t>
             </w:r>
           </w:p>
         </w:tc>
@@ -318,100 +318,100 @@
                 <w:sz w:val="20"/>
                 <w:szCs w:val="20"/>
               </w:rPr>
-              <w:t xml:space="preserve">&gt;= 1e-7</w:t>
-            </w:r>
-          </w:p>
-        </w:tc>
-        <w:tc>
-          <w:tcPr>
-            <w:tcW w:type="dxa" w:w="1700"/>
-            <w:tcBorders>
-              <w:top w:val="single" w:color="888888" w:sz="4"/>
-              <w:left w:val="single" w:color="888888" w:sz="4"/>
-              <w:bottom w:val="single" w:color="888888" w:sz="4"/>
-              <w:right w:val="single" w:color="888888" w:sz="4"/>
-            </w:tcBorders>
-            <w:tcMar>
-              <w:top w:type="dxa" w:w="80"/>
-              <w:left w:type="dxa" w:w="120"/>
-              <w:bottom w:type="dxa" w:w="80"/>
-              <w:right w:type="dxa" w:w="120"/>
-            </w:tcMar>
-          </w:tcPr>
-          <w:p>
-            <w:pPr>
-              <w:jc w:val="center"/>
-            </w:pPr>
-            <w:r>
-              <w:rPr>
-                <w:b w:val="false"/>
-                <w:bCs w:val="false"/>
-                <w:sz w:val="20"/>
-                <w:szCs w:val="20"/>
-              </w:rPr>
-              <w:t xml:space="preserve">438</w:t>
-            </w:r>
-          </w:p>
-        </w:tc>
-        <w:tc>
-          <w:tcPr>
-            <w:tcW w:type="dxa" w:w="1700"/>
-            <w:tcBorders>
-              <w:top w:val="single" w:color="888888" w:sz="4"/>
-              <w:left w:val="single" w:color="888888" w:sz="4"/>
-              <w:bottom w:val="single" w:color="888888" w:sz="4"/>
-              <w:right w:val="single" w:color="888888" w:sz="4"/>
-            </w:tcBorders>
-            <w:tcMar>
-              <w:top w:type="dxa" w:w="80"/>
-              <w:left w:type="dxa" w:w="120"/>
-              <w:bottom w:type="dxa" w:w="80"/>
-              <w:right w:type="dxa" w:w="120"/>
-            </w:tcMar>
-          </w:tcPr>
-          <w:p>
-            <w:pPr>
-              <w:jc w:val="center"/>
-            </w:pPr>
-            <w:r>
-              <w:rPr>
-                <w:b w:val="false"/>
-                <w:bCs w:val="false"/>
-                <w:sz w:val="20"/>
-                <w:szCs w:val="20"/>
-              </w:rPr>
-              <w:t xml:space="preserve">685</w:t>
-            </w:r>
-          </w:p>
-        </w:tc>
-        <w:tc>
-          <w:tcPr>
-            <w:tcW w:type="dxa" w:w="1700"/>
-            <w:tcBorders>
-              <w:top w:val="single" w:color="888888" w:sz="4"/>
-              <w:left w:val="single" w:color="888888" w:sz="4"/>
-              <w:bottom w:val="single" w:color="888888" w:sz="4"/>
-              <w:right w:val="single" w:color="888888" w:sz="4"/>
-            </w:tcBorders>
-            <w:tcMar>
-              <w:top w:type="dxa" w:w="80"/>
-              <w:left w:type="dxa" w:w="120"/>
-              <w:bottom w:type="dxa" w:w="80"/>
-              <w:right w:type="dxa" w:w="120"/>
-            </w:tcMar>
-          </w:tcPr>
-          <w:p>
-            <w:pPr>
-              <w:jc w:val="center"/>
-            </w:pPr>
-            <w:r>
-              <w:rPr>
-                <w:b w:val="false"/>
-                <w:bCs w:val="false"/>
-                <w:sz w:val="20"/>
-                <w:szCs w:val="20"/>
-              </w:rPr>
-              <w:t xml:space="preserve">0.790</w:t>
+              <w:t>&gt;= 1e-7</w:t>
+            </w:r>
+          </w:p>
+        </w:tc>
+        <w:tc>
+          <w:tcPr>
+            <w:tcW w:type="dxa" w:w="1700"/>
+            <w:tcBorders>
+              <w:top w:val="single" w:color="888888" w:sz="4"/>
+              <w:left w:val="single" w:color="888888" w:sz="4"/>
+              <w:bottom w:val="single" w:color="888888" w:sz="4"/>
+              <w:right w:val="single" w:color="888888" w:sz="4"/>
+            </w:tcBorders>
+            <w:tcMar>
+              <w:top w:type="dxa" w:w="80"/>
+              <w:left w:type="dxa" w:w="120"/>
+              <w:bottom w:type="dxa" w:w="80"/>
+              <w:right w:type="dxa" w:w="120"/>
+            </w:tcMar>
+          </w:tcPr>
+          <w:p>
+            <w:pPr>
+              <w:jc w:val="center"/>
+            </w:pPr>
+            <w:r>
+              <w:rPr>
+                <w:b w:val="false"/>
+                <w:bCs w:val="false"/>
+                <w:sz w:val="20"/>
+                <w:szCs w:val="20"/>
+              </w:rPr>
+              <w:t>439</w:t>
+            </w:r>
+          </w:p>
+        </w:tc>
+        <w:tc>
+          <w:tcPr>
+            <w:tcW w:type="dxa" w:w="1700"/>
+            <w:tcBorders>
+              <w:top w:val="single" w:color="888888" w:sz="4"/>
+              <w:left w:val="single" w:color="888888" w:sz="4"/>
+              <w:bottom w:val="single" w:color="888888" w:sz="4"/>
+              <w:right w:val="single" w:color="888888" w:sz="4"/>
+            </w:tcBorders>
+            <w:tcMar>
+              <w:top w:type="dxa" w:w="80"/>
+              <w:left w:type="dxa" w:w="120"/>
+              <w:bottom w:type="dxa" w:w="80"/>
+              <w:right w:type="dxa" w:w="120"/>
+            </w:tcMar>
+          </w:tcPr>
+          <w:p>
+            <w:pPr>
+              <w:jc w:val="center"/>
+            </w:pPr>
+            <w:r>
+              <w:rPr>
+                <w:b w:val="false"/>
+                <w:bCs w:val="false"/>
+                <w:sz w:val="20"/>
+                <w:szCs w:val="20"/>
+              </w:rPr>
+              <w:t>686</w:t>
+            </w:r>
+          </w:p>
+        </w:tc>
+        <w:tc>
+          <w:tcPr>
+            <w:tcW w:type="dxa" w:w="1700"/>
+            <w:tcBorders>
+              <w:top w:val="single" w:color="888888" w:sz="4"/>
+              <w:left w:val="single" w:color="888888" w:sz="4"/>
+              <w:bottom w:val="single" w:color="888888" w:sz="4"/>
+              <w:right w:val="single" w:color="888888" w:sz="4"/>
+            </w:tcBorders>
+            <w:tcMar>
+              <w:top w:type="dxa" w:w="80"/>
+              <w:left w:type="dxa" w:w="120"/>
+              <w:bottom w:type="dxa" w:w="80"/>
+              <w:right w:type="dxa" w:w="120"/>
+            </w:tcMar>
+          </w:tcPr>
+          <w:p>
+            <w:pPr>
+              <w:jc w:val="center"/>
+            </w:pPr>
+            <w:r>
+              <w:rPr>
+                <w:b w:val="false"/>
+                <w:bCs w:val="false"/>
+                <w:sz w:val="20"/>
+                <w:szCs w:val="20"/>
+              </w:rPr>
+              <w:t>0.785</w:t>
             </w:r>
           </w:p>
         </w:tc>
@@ -442,7 +442,7 @@
                 <w:sz w:val="20"/>
                 <w:szCs w:val="20"/>
               </w:rPr>
-              <w:t xml:space="preserve">0.036</w:t>
+              <w:t>0.039</w:t>
             </w:r>
           </w:p>
         </w:tc>
@@ -475,7 +475,7 @@
                 <w:sz w:val="20"/>
                 <w:szCs w:val="20"/>
               </w:rPr>
-              <w:t xml:space="preserve">&gt;= 0.05</w:t>
+              <w:t>&gt;= 0.05</w:t>
             </w:r>
           </w:p>
         </w:tc>
@@ -506,100 +506,100 @@
                 <w:sz w:val="20"/>
                 <w:szCs w:val="20"/>
               </w:rPr>
-              <w:t xml:space="preserve">&gt;= 1e-6</w:t>
-            </w:r>
-          </w:p>
-        </w:tc>
-        <w:tc>
-          <w:tcPr>
-            <w:tcW w:type="dxa" w:w="1700"/>
-            <w:tcBorders>
-              <w:top w:val="single" w:color="888888" w:sz="4"/>
-              <w:left w:val="single" w:color="888888" w:sz="4"/>
-              <w:bottom w:val="single" w:color="888888" w:sz="4"/>
-              <w:right w:val="single" w:color="888888" w:sz="4"/>
-            </w:tcBorders>
-            <w:tcMar>
-              <w:top w:type="dxa" w:w="80"/>
-              <w:left w:type="dxa" w:w="120"/>
-              <w:bottom w:type="dxa" w:w="80"/>
-              <w:right w:type="dxa" w:w="120"/>
-            </w:tcMar>
-          </w:tcPr>
-          <w:p>
-            <w:pPr>
-              <w:jc w:val="center"/>
-            </w:pPr>
-            <w:r>
-              <w:rPr>
-                <w:b w:val="false"/>
-                <w:bCs w:val="false"/>
-                <w:sz w:val="20"/>
-                <w:szCs w:val="20"/>
-              </w:rPr>
-              <w:t xml:space="preserve">407</w:t>
-            </w:r>
-          </w:p>
-        </w:tc>
-        <w:tc>
-          <w:tcPr>
-            <w:tcW w:type="dxa" w:w="1700"/>
-            <w:tcBorders>
-              <w:top w:val="single" w:color="888888" w:sz="4"/>
-              <w:left w:val="single" w:color="888888" w:sz="4"/>
-              <w:bottom w:val="single" w:color="888888" w:sz="4"/>
-              <w:right w:val="single" w:color="888888" w:sz="4"/>
-            </w:tcBorders>
-            <w:tcMar>
-              <w:top w:type="dxa" w:w="80"/>
-              <w:left w:type="dxa" w:w="120"/>
-              <w:bottom w:type="dxa" w:w="80"/>
-              <w:right w:type="dxa" w:w="120"/>
-            </w:tcMar>
-          </w:tcPr>
-          <w:p>
-            <w:pPr>
-              <w:jc w:val="center"/>
-            </w:pPr>
-            <w:r>
-              <w:rPr>
-                <w:b w:val="false"/>
-                <w:bCs w:val="false"/>
-                <w:sz w:val="20"/>
-                <w:szCs w:val="20"/>
-              </w:rPr>
-              <w:t xml:space="preserve">654</w:t>
-            </w:r>
-          </w:p>
-        </w:tc>
-        <w:tc>
-          <w:tcPr>
-            <w:tcW w:type="dxa" w:w="1700"/>
-            <w:tcBorders>
-              <w:top w:val="single" w:color="888888" w:sz="4"/>
-              <w:left w:val="single" w:color="888888" w:sz="4"/>
-              <w:bottom w:val="single" w:color="888888" w:sz="4"/>
-              <w:right w:val="single" w:color="888888" w:sz="4"/>
-            </w:tcBorders>
-            <w:tcMar>
-              <w:top w:type="dxa" w:w="80"/>
-              <w:left w:type="dxa" w:w="120"/>
-              <w:bottom w:type="dxa" w:w="80"/>
-              <w:right w:type="dxa" w:w="120"/>
-            </w:tcMar>
-          </w:tcPr>
-          <w:p>
-            <w:pPr>
-              <w:jc w:val="center"/>
-            </w:pPr>
-            <w:r>
-              <w:rPr>
-                <w:b w:val="false"/>
-                <w:bCs w:val="false"/>
-                <w:sz w:val="20"/>
-                <w:szCs w:val="20"/>
-              </w:rPr>
-              <w:t xml:space="preserve">0.781</w:t>
+              <w:t>&gt;= 1e-6</w:t>
+            </w:r>
+          </w:p>
+        </w:tc>
+        <w:tc>
+          <w:tcPr>
+            <w:tcW w:type="dxa" w:w="1700"/>
+            <w:tcBorders>
+              <w:top w:val="single" w:color="888888" w:sz="4"/>
+              <w:left w:val="single" w:color="888888" w:sz="4"/>
+              <w:bottom w:val="single" w:color="888888" w:sz="4"/>
+              <w:right w:val="single" w:color="888888" w:sz="4"/>
+            </w:tcBorders>
+            <w:tcMar>
+              <w:top w:type="dxa" w:w="80"/>
+              <w:left w:type="dxa" w:w="120"/>
+              <w:bottom w:type="dxa" w:w="80"/>
+              <w:right w:type="dxa" w:w="120"/>
+            </w:tcMar>
+          </w:tcPr>
+          <w:p>
+            <w:pPr>
+              <w:jc w:val="center"/>
+            </w:pPr>
+            <w:r>
+              <w:rPr>
+                <w:b w:val="false"/>
+                <w:bCs w:val="false"/>
+                <w:sz w:val="20"/>
+                <w:szCs w:val="20"/>
+              </w:rPr>
+              <w:t>406</w:t>
+            </w:r>
+          </w:p>
+        </w:tc>
+        <w:tc>
+          <w:tcPr>
+            <w:tcW w:type="dxa" w:w="1700"/>
+            <w:tcBorders>
+              <w:top w:val="single" w:color="888888" w:sz="4"/>
+              <w:left w:val="single" w:color="888888" w:sz="4"/>
+              <w:bottom w:val="single" w:color="888888" w:sz="4"/>
+              <w:right w:val="single" w:color="888888" w:sz="4"/>
+            </w:tcBorders>
+            <w:tcMar>
+              <w:top w:type="dxa" w:w="80"/>
+              <w:left w:type="dxa" w:w="120"/>
+              <w:bottom w:type="dxa" w:w="80"/>
+              <w:right w:type="dxa" w:w="120"/>
+            </w:tcMar>
+          </w:tcPr>
+          <w:p>
+            <w:pPr>
+              <w:jc w:val="center"/>
+            </w:pPr>
+            <w:r>
+              <w:rPr>
+                <w:b w:val="false"/>
+                <w:bCs w:val="false"/>
+                <w:sz w:val="20"/>
+                <w:szCs w:val="20"/>
+              </w:rPr>
+              <w:t>653</w:t>
+            </w:r>
+          </w:p>
+        </w:tc>
+        <w:tc>
+          <w:tcPr>
+            <w:tcW w:type="dxa" w:w="1700"/>
+            <w:tcBorders>
+              <w:top w:val="single" w:color="888888" w:sz="4"/>
+              <w:left w:val="single" w:color="888888" w:sz="4"/>
+              <w:bottom w:val="single" w:color="888888" w:sz="4"/>
+              <w:right w:val="single" w:color="888888" w:sz="4"/>
+            </w:tcBorders>
+            <w:tcMar>
+              <w:top w:type="dxa" w:w="80"/>
+              <w:left w:type="dxa" w:w="120"/>
+              <w:bottom w:type="dxa" w:w="80"/>
+              <w:right w:type="dxa" w:w="120"/>
+            </w:tcMar>
+          </w:tcPr>
+          <w:p>
+            <w:pPr>
+              <w:jc w:val="center"/>
+            </w:pPr>
+            <w:r>
+              <w:rPr>
+                <w:b w:val="false"/>
+                <w:bCs w:val="false"/>
+                <w:sz w:val="20"/>
+                <w:szCs w:val="20"/>
+              </w:rPr>
+              <w:t>0.789</w:t>
             </w:r>
           </w:p>
         </w:tc>
@@ -630,7 +630,7 @@
                 <w:sz w:val="20"/>
                 <w:szCs w:val="20"/>
               </w:rPr>
-              <w:t xml:space="preserve">0.036</w:t>
+              <w:t>0.044</w:t>
             </w:r>
           </w:p>
         </w:tc>
@@ -663,7 +663,7 @@
                 <w:sz w:val="20"/>
                 <w:szCs w:val="20"/>
               </w:rPr>
-              <w:t xml:space="preserve">&gt;= 0.05</w:t>
+              <w:t>&gt;= 0.05</w:t>
             </w:r>
           </w:p>
         </w:tc>
@@ -694,100 +694,100 @@
                 <w:sz w:val="20"/>
                 <w:szCs w:val="20"/>
               </w:rPr>
-              <w:t xml:space="preserve">&gt;= 1e-5</w:t>
-            </w:r>
-          </w:p>
-        </w:tc>
-        <w:tc>
-          <w:tcPr>
-            <w:tcW w:type="dxa" w:w="1700"/>
-            <w:tcBorders>
-              <w:top w:val="single" w:color="888888" w:sz="4"/>
-              <w:left w:val="single" w:color="888888" w:sz="4"/>
-              <w:bottom w:val="single" w:color="888888" w:sz="4"/>
-              <w:right w:val="single" w:color="888888" w:sz="4"/>
-            </w:tcBorders>
-            <w:tcMar>
-              <w:top w:type="dxa" w:w="80"/>
-              <w:left w:type="dxa" w:w="120"/>
-              <w:bottom w:type="dxa" w:w="80"/>
-              <w:right w:type="dxa" w:w="120"/>
-            </w:tcMar>
-          </w:tcPr>
-          <w:p>
-            <w:pPr>
-              <w:jc w:val="center"/>
-            </w:pPr>
-            <w:r>
-              <w:rPr>
-                <w:b w:val="false"/>
-                <w:bCs w:val="false"/>
-                <w:sz w:val="20"/>
-                <w:szCs w:val="20"/>
-              </w:rPr>
-              <w:t xml:space="preserve">316</w:t>
-            </w:r>
-          </w:p>
-        </w:tc>
-        <w:tc>
-          <w:tcPr>
-            <w:tcW w:type="dxa" w:w="1700"/>
-            <w:tcBorders>
-              <w:top w:val="single" w:color="888888" w:sz="4"/>
-              <w:left w:val="single" w:color="888888" w:sz="4"/>
-              <w:bottom w:val="single" w:color="888888" w:sz="4"/>
-              <w:right w:val="single" w:color="888888" w:sz="4"/>
-            </w:tcBorders>
-            <w:tcMar>
-              <w:top w:type="dxa" w:w="80"/>
-              <w:left w:type="dxa" w:w="120"/>
-              <w:bottom w:type="dxa" w:w="80"/>
-              <w:right w:type="dxa" w:w="120"/>
-            </w:tcMar>
-          </w:tcPr>
-          <w:p>
-            <w:pPr>
-              <w:jc w:val="center"/>
-            </w:pPr>
-            <w:r>
-              <w:rPr>
-                <w:b w:val="false"/>
-                <w:bCs w:val="false"/>
-                <w:sz w:val="20"/>
-                <w:szCs w:val="20"/>
-              </w:rPr>
-              <w:t xml:space="preserve">563</w:t>
-            </w:r>
-          </w:p>
-        </w:tc>
-        <w:tc>
-          <w:tcPr>
-            <w:tcW w:type="dxa" w:w="1700"/>
-            <w:tcBorders>
-              <w:top w:val="single" w:color="888888" w:sz="4"/>
-              <w:left w:val="single" w:color="888888" w:sz="4"/>
-              <w:bottom w:val="single" w:color="888888" w:sz="4"/>
-              <w:right w:val="single" w:color="888888" w:sz="4"/>
-            </w:tcBorders>
-            <w:tcMar>
-              <w:top w:type="dxa" w:w="80"/>
-              <w:left w:type="dxa" w:w="120"/>
-              <w:bottom w:type="dxa" w:w="80"/>
-              <w:right w:type="dxa" w:w="120"/>
-            </w:tcMar>
-          </w:tcPr>
-          <w:p>
-            <w:pPr>
-              <w:jc w:val="center"/>
-            </w:pPr>
-            <w:r>
-              <w:rPr>
-                <w:b w:val="false"/>
-                <w:bCs w:val="false"/>
-                <w:sz w:val="20"/>
-                <w:szCs w:val="20"/>
-              </w:rPr>
-              <w:t xml:space="preserve">0.777</w:t>
+              <w:t>&gt;= 1e-5</w:t>
+            </w:r>
+          </w:p>
+        </w:tc>
+        <w:tc>
+          <w:tcPr>
+            <w:tcW w:type="dxa" w:w="1700"/>
+            <w:tcBorders>
+              <w:top w:val="single" w:color="888888" w:sz="4"/>
+              <w:left w:val="single" w:color="888888" w:sz="4"/>
+              <w:bottom w:val="single" w:color="888888" w:sz="4"/>
+              <w:right w:val="single" w:color="888888" w:sz="4"/>
+            </w:tcBorders>
+            <w:tcMar>
+              <w:top w:type="dxa" w:w="80"/>
+              <w:left w:type="dxa" w:w="120"/>
+              <w:bottom w:type="dxa" w:w="80"/>
+              <w:right w:type="dxa" w:w="120"/>
+            </w:tcMar>
+          </w:tcPr>
+          <w:p>
+            <w:pPr>
+              <w:jc w:val="center"/>
+            </w:pPr>
+            <w:r>
+              <w:rPr>
+                <w:b w:val="false"/>
+                <w:bCs w:val="false"/>
+                <w:sz w:val="20"/>
+                <w:szCs w:val="20"/>
+              </w:rPr>
+              <w:t>315</w:t>
+            </w:r>
+          </w:p>
+        </w:tc>
+        <w:tc>
+          <w:tcPr>
+            <w:tcW w:type="dxa" w:w="1700"/>
+            <w:tcBorders>
+              <w:top w:val="single" w:color="888888" w:sz="4"/>
+              <w:left w:val="single" w:color="888888" w:sz="4"/>
+              <w:bottom w:val="single" w:color="888888" w:sz="4"/>
+              <w:right w:val="single" w:color="888888" w:sz="4"/>
+            </w:tcBorders>
+            <w:tcMar>
+              <w:top w:type="dxa" w:w="80"/>
+              <w:left w:type="dxa" w:w="120"/>
+              <w:bottom w:type="dxa" w:w="80"/>
+              <w:right w:type="dxa" w:w="120"/>
+            </w:tcMar>
+          </w:tcPr>
+          <w:p>
+            <w:pPr>
+              <w:jc w:val="center"/>
+            </w:pPr>
+            <w:r>
+              <w:rPr>
+                <w:b w:val="false"/>
+                <w:bCs w:val="false"/>
+                <w:sz w:val="20"/>
+                <w:szCs w:val="20"/>
+              </w:rPr>
+              <w:t>562</w:t>
+            </w:r>
+          </w:p>
+        </w:tc>
+        <w:tc>
+          <w:tcPr>
+            <w:tcW w:type="dxa" w:w="1700"/>
+            <w:tcBorders>
+              <w:top w:val="single" w:color="888888" w:sz="4"/>
+              <w:left w:val="single" w:color="888888" w:sz="4"/>
+              <w:bottom w:val="single" w:color="888888" w:sz="4"/>
+              <w:right w:val="single" w:color="888888" w:sz="4"/>
+            </w:tcBorders>
+            <w:tcMar>
+              <w:top w:type="dxa" w:w="80"/>
+              <w:left w:type="dxa" w:w="120"/>
+              <w:bottom w:type="dxa" w:w="80"/>
+              <w:right w:type="dxa" w:w="120"/>
+            </w:tcMar>
+          </w:tcPr>
+          <w:p>
+            <w:pPr>
+              <w:jc w:val="center"/>
+            </w:pPr>
+            <w:r>
+              <w:rPr>
+                <w:b w:val="false"/>
+                <w:bCs w:val="false"/>
+                <w:sz w:val="20"/>
+                <w:szCs w:val="20"/>
+              </w:rPr>
+              <w:t>0.773</w:t>
             </w:r>
           </w:p>
         </w:tc>
@@ -818,7 +818,7 @@
                 <w:sz w:val="20"/>
                 <w:szCs w:val="20"/>
               </w:rPr>
-              <w:t xml:space="preserve">0.038</w:t>
+              <w:t>0.033</w:t>
             </w:r>
           </w:p>
         </w:tc>
@@ -851,7 +851,7 @@
                 <w:sz w:val="20"/>
                 <w:szCs w:val="20"/>
               </w:rPr>
-              <w:t xml:space="preserve">&gt;= 0.05</w:t>
+              <w:t>&gt;= 0.05</w:t>
             </w:r>
           </w:p>
         </w:tc>
@@ -882,100 +882,100 @@
                 <w:sz w:val="20"/>
                 <w:szCs w:val="20"/>
               </w:rPr>
-              <w:t xml:space="preserve">&gt;= 1e-4</w:t>
-            </w:r>
-          </w:p>
-        </w:tc>
-        <w:tc>
-          <w:tcPr>
-            <w:tcW w:type="dxa" w:w="1700"/>
-            <w:tcBorders>
-              <w:top w:val="single" w:color="888888" w:sz="4"/>
-              <w:left w:val="single" w:color="888888" w:sz="4"/>
-              <w:bottom w:val="single" w:color="888888" w:sz="4"/>
-              <w:right w:val="single" w:color="888888" w:sz="4"/>
-            </w:tcBorders>
-            <w:tcMar>
-              <w:top w:type="dxa" w:w="80"/>
-              <w:left w:type="dxa" w:w="120"/>
-              <w:bottom w:type="dxa" w:w="80"/>
-              <w:right w:type="dxa" w:w="120"/>
-            </w:tcMar>
-          </w:tcPr>
-          <w:p>
-            <w:pPr>
-              <w:jc w:val="center"/>
-            </w:pPr>
-            <w:r>
-              <w:rPr>
-                <w:b w:val="false"/>
-                <w:bCs w:val="false"/>
-                <w:sz w:val="20"/>
-                <w:szCs w:val="20"/>
-              </w:rPr>
-              <w:t xml:space="preserve">145</w:t>
-            </w:r>
-          </w:p>
-        </w:tc>
-        <w:tc>
-          <w:tcPr>
-            <w:tcW w:type="dxa" w:w="1700"/>
-            <w:tcBorders>
-              <w:top w:val="single" w:color="888888" w:sz="4"/>
-              <w:left w:val="single" w:color="888888" w:sz="4"/>
-              <w:bottom w:val="single" w:color="888888" w:sz="4"/>
-              <w:right w:val="single" w:color="888888" w:sz="4"/>
-            </w:tcBorders>
-            <w:tcMar>
-              <w:top w:type="dxa" w:w="80"/>
-              <w:left w:type="dxa" w:w="120"/>
-              <w:bottom w:type="dxa" w:w="80"/>
-              <w:right w:type="dxa" w:w="120"/>
-            </w:tcMar>
-          </w:tcPr>
-          <w:p>
-            <w:pPr>
-              <w:jc w:val="center"/>
-            </w:pPr>
-            <w:r>
-              <w:rPr>
-                <w:b w:val="false"/>
-                <w:bCs w:val="false"/>
-                <w:sz w:val="20"/>
-                <w:szCs w:val="20"/>
-              </w:rPr>
-              <w:t xml:space="preserve">392</w:t>
-            </w:r>
-          </w:p>
-        </w:tc>
-        <w:tc>
-          <w:tcPr>
-            <w:tcW w:type="dxa" w:w="1700"/>
-            <w:tcBorders>
-              <w:top w:val="single" w:color="888888" w:sz="4"/>
-              <w:left w:val="single" w:color="888888" w:sz="4"/>
-              <w:bottom w:val="single" w:color="888888" w:sz="4"/>
-              <w:right w:val="single" w:color="888888" w:sz="4"/>
-            </w:tcBorders>
-            <w:tcMar>
-              <w:top w:type="dxa" w:w="80"/>
-              <w:left w:type="dxa" w:w="120"/>
-              <w:bottom w:type="dxa" w:w="80"/>
-              <w:right w:type="dxa" w:w="120"/>
-            </w:tcMar>
-          </w:tcPr>
-          <w:p>
-            <w:pPr>
-              <w:jc w:val="center"/>
-            </w:pPr>
-            <w:r>
-              <w:rPr>
-                <w:b w:val="false"/>
-                <w:bCs w:val="false"/>
-                <w:sz w:val="20"/>
-                <w:szCs w:val="20"/>
-              </w:rPr>
-              <w:t xml:space="preserve">0.788</w:t>
+              <w:t>&gt;= 1e-4</w:t>
+            </w:r>
+          </w:p>
+        </w:tc>
+        <w:tc>
+          <w:tcPr>
+            <w:tcW w:type="dxa" w:w="1700"/>
+            <w:tcBorders>
+              <w:top w:val="single" w:color="888888" w:sz="4"/>
+              <w:left w:val="single" w:color="888888" w:sz="4"/>
+              <w:bottom w:val="single" w:color="888888" w:sz="4"/>
+              <w:right w:val="single" w:color="888888" w:sz="4"/>
+            </w:tcBorders>
+            <w:tcMar>
+              <w:top w:type="dxa" w:w="80"/>
+              <w:left w:type="dxa" w:w="120"/>
+              <w:bottom w:type="dxa" w:w="80"/>
+              <w:right w:type="dxa" w:w="120"/>
+            </w:tcMar>
+          </w:tcPr>
+          <w:p>
+            <w:pPr>
+              <w:jc w:val="center"/>
+            </w:pPr>
+            <w:r>
+              <w:rPr>
+                <w:b w:val="false"/>
+                <w:bCs w:val="false"/>
+                <w:sz w:val="20"/>
+                <w:szCs w:val="20"/>
+              </w:rPr>
+              <w:t>147</w:t>
+            </w:r>
+          </w:p>
+        </w:tc>
+        <w:tc>
+          <w:tcPr>
+            <w:tcW w:type="dxa" w:w="1700"/>
+            <w:tcBorders>
+              <w:top w:val="single" w:color="888888" w:sz="4"/>
+              <w:left w:val="single" w:color="888888" w:sz="4"/>
+              <w:bottom w:val="single" w:color="888888" w:sz="4"/>
+              <w:right w:val="single" w:color="888888" w:sz="4"/>
+            </w:tcBorders>
+            <w:tcMar>
+              <w:top w:type="dxa" w:w="80"/>
+              <w:left w:type="dxa" w:w="120"/>
+              <w:bottom w:type="dxa" w:w="80"/>
+              <w:right w:type="dxa" w:w="120"/>
+            </w:tcMar>
+          </w:tcPr>
+          <w:p>
+            <w:pPr>
+              <w:jc w:val="center"/>
+            </w:pPr>
+            <w:r>
+              <w:rPr>
+                <w:b w:val="false"/>
+                <w:bCs w:val="false"/>
+                <w:sz w:val="20"/>
+                <w:szCs w:val="20"/>
+              </w:rPr>
+              <w:t>394</w:t>
+            </w:r>
+          </w:p>
+        </w:tc>
+        <w:tc>
+          <w:tcPr>
+            <w:tcW w:type="dxa" w:w="1700"/>
+            <w:tcBorders>
+              <w:top w:val="single" w:color="888888" w:sz="4"/>
+              <w:left w:val="single" w:color="888888" w:sz="4"/>
+              <w:bottom w:val="single" w:color="888888" w:sz="4"/>
+              <w:right w:val="single" w:color="888888" w:sz="4"/>
+            </w:tcBorders>
+            <w:tcMar>
+              <w:top w:type="dxa" w:w="80"/>
+              <w:left w:type="dxa" w:w="120"/>
+              <w:bottom w:type="dxa" w:w="80"/>
+              <w:right w:type="dxa" w:w="120"/>
+            </w:tcMar>
+          </w:tcPr>
+          <w:p>
+            <w:pPr>
+              <w:jc w:val="center"/>
+            </w:pPr>
+            <w:r>
+              <w:rPr>
+                <w:b w:val="false"/>
+                <w:bCs w:val="false"/>
+                <w:sz w:val="20"/>
+                <w:szCs w:val="20"/>
+              </w:rPr>
+              <w:t>0.783</w:t>
             </w:r>
           </w:p>
         </w:tc>
@@ -1006,7 +1006,7 @@
                 <w:sz w:val="20"/>
                 <w:szCs w:val="20"/>
               </w:rPr>
-              <w:t xml:space="preserve">0.034</w:t>
+              <w:t>0.037</w:t>
             </w:r>
           </w:p>
         </w:tc>
@@ -1039,7 +1039,7 @@
                 <w:sz w:val="20"/>
                 <w:szCs w:val="20"/>
               </w:rPr>
-              <w:t xml:space="preserve">&gt;= 0.05</w:t>
+              <w:t>&gt;= 0.05</w:t>
             </w:r>
           </w:p>
         </w:tc>
@@ -1070,100 +1070,100 @@
                 <w:sz w:val="20"/>
                 <w:szCs w:val="20"/>
               </w:rPr>
-              <w:t xml:space="preserve">&gt;= 1e-3</w:t>
-            </w:r>
-          </w:p>
-        </w:tc>
-        <w:tc>
-          <w:tcPr>
-            <w:tcW w:type="dxa" w:w="1700"/>
-            <w:tcBorders>
-              <w:top w:val="single" w:color="888888" w:sz="4"/>
-              <w:left w:val="single" w:color="888888" w:sz="4"/>
-              <w:bottom w:val="single" w:color="888888" w:sz="4"/>
-              <w:right w:val="single" w:color="888888" w:sz="4"/>
-            </w:tcBorders>
-            <w:tcMar>
-              <w:top w:type="dxa" w:w="80"/>
-              <w:left w:type="dxa" w:w="120"/>
-              <w:bottom w:type="dxa" w:w="80"/>
-              <w:right w:type="dxa" w:w="120"/>
-            </w:tcMar>
-          </w:tcPr>
-          <w:p>
-            <w:pPr>
-              <w:jc w:val="center"/>
-            </w:pPr>
-            <w:r>
-              <w:rPr>
-                <w:b w:val="false"/>
-                <w:bCs w:val="false"/>
-                <w:sz w:val="20"/>
-                <w:szCs w:val="20"/>
-              </w:rPr>
-              <w:t xml:space="preserve">2</w:t>
-            </w:r>
-          </w:p>
-        </w:tc>
-        <w:tc>
-          <w:tcPr>
-            <w:tcW w:type="dxa" w:w="1700"/>
-            <w:tcBorders>
-              <w:top w:val="single" w:color="888888" w:sz="4"/>
-              <w:left w:val="single" w:color="888888" w:sz="4"/>
-              <w:bottom w:val="single" w:color="888888" w:sz="4"/>
-              <w:right w:val="single" w:color="888888" w:sz="4"/>
-            </w:tcBorders>
-            <w:tcMar>
-              <w:top w:type="dxa" w:w="80"/>
-              <w:left w:type="dxa" w:w="120"/>
-              <w:bottom w:type="dxa" w:w="80"/>
-              <w:right w:type="dxa" w:w="120"/>
-            </w:tcMar>
-          </w:tcPr>
-          <w:p>
-            <w:pPr>
-              <w:jc w:val="center"/>
-            </w:pPr>
-            <w:r>
-              <w:rPr>
-                <w:b w:val="false"/>
-                <w:bCs w:val="false"/>
-                <w:sz w:val="20"/>
-                <w:szCs w:val="20"/>
-              </w:rPr>
-              <w:t xml:space="preserve">249</w:t>
-            </w:r>
-          </w:p>
-        </w:tc>
-        <w:tc>
-          <w:tcPr>
-            <w:tcW w:type="dxa" w:w="1700"/>
-            <w:tcBorders>
-              <w:top w:val="single" w:color="888888" w:sz="4"/>
-              <w:left w:val="single" w:color="888888" w:sz="4"/>
-              <w:bottom w:val="single" w:color="888888" w:sz="4"/>
-              <w:right w:val="single" w:color="888888" w:sz="4"/>
-            </w:tcBorders>
-            <w:tcMar>
-              <w:top w:type="dxa" w:w="80"/>
-              <w:left w:type="dxa" w:w="120"/>
-              <w:bottom w:type="dxa" w:w="80"/>
-              <w:right w:type="dxa" w:w="120"/>
-            </w:tcMar>
-          </w:tcPr>
-          <w:p>
-            <w:pPr>
-              <w:jc w:val="center"/>
-            </w:pPr>
-            <w:r>
-              <w:rPr>
-                <w:b w:val="false"/>
-                <w:bCs w:val="false"/>
-                <w:sz w:val="20"/>
-                <w:szCs w:val="20"/>
-              </w:rPr>
-              <w:t xml:space="preserve">0.811</w:t>
+              <w:t>&gt;= 1e-3</w:t>
+            </w:r>
+          </w:p>
+        </w:tc>
+        <w:tc>
+          <w:tcPr>
+            <w:tcW w:type="dxa" w:w="1700"/>
+            <w:tcBorders>
+              <w:top w:val="single" w:color="888888" w:sz="4"/>
+              <w:left w:val="single" w:color="888888" w:sz="4"/>
+              <w:bottom w:val="single" w:color="888888" w:sz="4"/>
+              <w:right w:val="single" w:color="888888" w:sz="4"/>
+            </w:tcBorders>
+            <w:tcMar>
+              <w:top w:type="dxa" w:w="80"/>
+              <w:left w:type="dxa" w:w="120"/>
+              <w:bottom w:type="dxa" w:w="80"/>
+              <w:right w:type="dxa" w:w="120"/>
+            </w:tcMar>
+          </w:tcPr>
+          <w:p>
+            <w:pPr>
+              <w:jc w:val="center"/>
+            </w:pPr>
+            <w:r>
+              <w:rPr>
+                <w:b w:val="false"/>
+                <w:bCs w:val="false"/>
+                <w:sz w:val="20"/>
+                <w:szCs w:val="20"/>
+              </w:rPr>
+              <w:t>2</w:t>
+            </w:r>
+          </w:p>
+        </w:tc>
+        <w:tc>
+          <w:tcPr>
+            <w:tcW w:type="dxa" w:w="1700"/>
+            <w:tcBorders>
+              <w:top w:val="single" w:color="888888" w:sz="4"/>
+              <w:left w:val="single" w:color="888888" w:sz="4"/>
+              <w:bottom w:val="single" w:color="888888" w:sz="4"/>
+              <w:right w:val="single" w:color="888888" w:sz="4"/>
+            </w:tcBorders>
+            <w:tcMar>
+              <w:top w:type="dxa" w:w="80"/>
+              <w:left w:type="dxa" w:w="120"/>
+              <w:bottom w:type="dxa" w:w="80"/>
+              <w:right w:type="dxa" w:w="120"/>
+            </w:tcMar>
+          </w:tcPr>
+          <w:p>
+            <w:pPr>
+              <w:jc w:val="center"/>
+            </w:pPr>
+            <w:r>
+              <w:rPr>
+                <w:b w:val="false"/>
+                <w:bCs w:val="false"/>
+                <w:sz w:val="20"/>
+                <w:szCs w:val="20"/>
+              </w:rPr>
+              <w:t>249</w:t>
+            </w:r>
+          </w:p>
+        </w:tc>
+        <w:tc>
+          <w:tcPr>
+            <w:tcW w:type="dxa" w:w="1700"/>
+            <w:tcBorders>
+              <w:top w:val="single" w:color="888888" w:sz="4"/>
+              <w:left w:val="single" w:color="888888" w:sz="4"/>
+              <w:bottom w:val="single" w:color="888888" w:sz="4"/>
+              <w:right w:val="single" w:color="888888" w:sz="4"/>
+            </w:tcBorders>
+            <w:tcMar>
+              <w:top w:type="dxa" w:w="80"/>
+              <w:left w:type="dxa" w:w="120"/>
+              <w:bottom w:type="dxa" w:w="80"/>
+              <w:right w:type="dxa" w:w="120"/>
+            </w:tcMar>
+          </w:tcPr>
+          <w:p>
+            <w:pPr>
+              <w:jc w:val="center"/>
+            </w:pPr>
+            <w:r>
+              <w:rPr>
+                <w:b w:val="false"/>
+                <w:bCs w:val="false"/>
+                <w:sz w:val="20"/>
+                <w:szCs w:val="20"/>
+              </w:rPr>
+              <w:t>0.811</w:t>
             </w:r>
           </w:p>
         </w:tc>
@@ -1194,7 +1194,7 @@
                 <w:sz w:val="20"/>
                 <w:szCs w:val="20"/>
               </w:rPr>
-              <w:t xml:space="preserve">0.045</w:t>
+              <w:t>0.045</w:t>
             </w:r>
           </w:p>
         </w:tc>
@@ -1227,7 +1227,7 @@
                 <w:sz w:val="20"/>
                 <w:szCs w:val="20"/>
               </w:rPr>
-              <w:t xml:space="preserve">&gt;= 0.10</w:t>
+              <w:t>&gt;= 0.1</w:t>
             </w:r>
           </w:p>
         </w:tc>
@@ -1258,100 +1258,100 @@
                 <w:sz w:val="20"/>
                 <w:szCs w:val="20"/>
               </w:rPr>
-              <w:t xml:space="preserve">&gt;= 1e-7</w:t>
-            </w:r>
-          </w:p>
-        </w:tc>
-        <w:tc>
-          <w:tcPr>
-            <w:tcW w:type="dxa" w:w="1700"/>
-            <w:tcBorders>
-              <w:top w:val="single" w:color="888888" w:sz="4"/>
-              <w:left w:val="single" w:color="888888" w:sz="4"/>
-              <w:bottom w:val="single" w:color="888888" w:sz="4"/>
-              <w:right w:val="single" w:color="888888" w:sz="4"/>
-            </w:tcBorders>
-            <w:tcMar>
-              <w:top w:type="dxa" w:w="80"/>
-              <w:left w:type="dxa" w:w="120"/>
-              <w:bottom w:type="dxa" w:w="80"/>
-              <w:right w:type="dxa" w:w="120"/>
-            </w:tcMar>
-          </w:tcPr>
-          <w:p>
-            <w:pPr>
-              <w:jc w:val="center"/>
-            </w:pPr>
-            <w:r>
-              <w:rPr>
-                <w:b w:val="false"/>
-                <w:bCs w:val="false"/>
-                <w:sz w:val="20"/>
-                <w:szCs w:val="20"/>
-              </w:rPr>
-              <w:t xml:space="preserve">427</w:t>
-            </w:r>
-          </w:p>
-        </w:tc>
-        <w:tc>
-          <w:tcPr>
-            <w:tcW w:type="dxa" w:w="1700"/>
-            <w:tcBorders>
-              <w:top w:val="single" w:color="888888" w:sz="4"/>
-              <w:left w:val="single" w:color="888888" w:sz="4"/>
-              <w:bottom w:val="single" w:color="888888" w:sz="4"/>
-              <w:right w:val="single" w:color="888888" w:sz="4"/>
-            </w:tcBorders>
-            <w:tcMar>
-              <w:top w:type="dxa" w:w="80"/>
-              <w:left w:type="dxa" w:w="120"/>
-              <w:bottom w:type="dxa" w:w="80"/>
-              <w:right w:type="dxa" w:w="120"/>
-            </w:tcMar>
-          </w:tcPr>
-          <w:p>
-            <w:pPr>
-              <w:jc w:val="center"/>
-            </w:pPr>
-            <w:r>
-              <w:rPr>
-                <w:b w:val="false"/>
-                <w:bCs w:val="false"/>
-                <w:sz w:val="20"/>
-                <w:szCs w:val="20"/>
-              </w:rPr>
-              <w:t xml:space="preserve">674</w:t>
-            </w:r>
-          </w:p>
-        </w:tc>
-        <w:tc>
-          <w:tcPr>
-            <w:tcW w:type="dxa" w:w="1700"/>
-            <w:tcBorders>
-              <w:top w:val="single" w:color="888888" w:sz="4"/>
-              <w:left w:val="single" w:color="888888" w:sz="4"/>
-              <w:bottom w:val="single" w:color="888888" w:sz="4"/>
-              <w:right w:val="single" w:color="888888" w:sz="4"/>
-            </w:tcBorders>
-            <w:tcMar>
-              <w:top w:type="dxa" w:w="80"/>
-              <w:left w:type="dxa" w:w="120"/>
-              <w:bottom w:type="dxa" w:w="80"/>
-              <w:right w:type="dxa" w:w="120"/>
-            </w:tcMar>
-          </w:tcPr>
-          <w:p>
-            <w:pPr>
-              <w:jc w:val="center"/>
-            </w:pPr>
-            <w:r>
-              <w:rPr>
-                <w:b w:val="false"/>
-                <w:bCs w:val="false"/>
-                <w:sz w:val="20"/>
-                <w:szCs w:val="20"/>
-              </w:rPr>
-              <w:t xml:space="preserve">0.783</w:t>
+              <w:t>&gt;= 1e-7</w:t>
+            </w:r>
+          </w:p>
+        </w:tc>
+        <w:tc>
+          <w:tcPr>
+            <w:tcW w:type="dxa" w:w="1700"/>
+            <w:tcBorders>
+              <w:top w:val="single" w:color="888888" w:sz="4"/>
+              <w:left w:val="single" w:color="888888" w:sz="4"/>
+              <w:bottom w:val="single" w:color="888888" w:sz="4"/>
+              <w:right w:val="single" w:color="888888" w:sz="4"/>
+            </w:tcBorders>
+            <w:tcMar>
+              <w:top w:type="dxa" w:w="80"/>
+              <w:left w:type="dxa" w:w="120"/>
+              <w:bottom w:type="dxa" w:w="80"/>
+              <w:right w:type="dxa" w:w="120"/>
+            </w:tcMar>
+          </w:tcPr>
+          <w:p>
+            <w:pPr>
+              <w:jc w:val="center"/>
+            </w:pPr>
+            <w:r>
+              <w:rPr>
+                <w:b w:val="false"/>
+                <w:bCs w:val="false"/>
+                <w:sz w:val="20"/>
+                <w:szCs w:val="20"/>
+              </w:rPr>
+              <w:t>427</w:t>
+            </w:r>
+          </w:p>
+        </w:tc>
+        <w:tc>
+          <w:tcPr>
+            <w:tcW w:type="dxa" w:w="1700"/>
+            <w:tcBorders>
+              <w:top w:val="single" w:color="888888" w:sz="4"/>
+              <w:left w:val="single" w:color="888888" w:sz="4"/>
+              <w:bottom w:val="single" w:color="888888" w:sz="4"/>
+              <w:right w:val="single" w:color="888888" w:sz="4"/>
+            </w:tcBorders>
+            <w:tcMar>
+              <w:top w:type="dxa" w:w="80"/>
+              <w:left w:type="dxa" w:w="120"/>
+              <w:bottom w:type="dxa" w:w="80"/>
+              <w:right w:type="dxa" w:w="120"/>
+            </w:tcMar>
+          </w:tcPr>
+          <w:p>
+            <w:pPr>
+              <w:jc w:val="center"/>
+            </w:pPr>
+            <w:r>
+              <w:rPr>
+                <w:b w:val="false"/>
+                <w:bCs w:val="false"/>
+                <w:sz w:val="20"/>
+                <w:szCs w:val="20"/>
+              </w:rPr>
+              <w:t>674</w:t>
+            </w:r>
+          </w:p>
+        </w:tc>
+        <w:tc>
+          <w:tcPr>
+            <w:tcW w:type="dxa" w:w="1700"/>
+            <w:tcBorders>
+              <w:top w:val="single" w:color="888888" w:sz="4"/>
+              <w:left w:val="single" w:color="888888" w:sz="4"/>
+              <w:bottom w:val="single" w:color="888888" w:sz="4"/>
+              <w:right w:val="single" w:color="888888" w:sz="4"/>
+            </w:tcBorders>
+            <w:tcMar>
+              <w:top w:type="dxa" w:w="80"/>
+              <w:left w:type="dxa" w:w="120"/>
+              <w:bottom w:type="dxa" w:w="80"/>
+              <w:right w:type="dxa" w:w="120"/>
+            </w:tcMar>
+          </w:tcPr>
+          <w:p>
+            <w:pPr>
+              <w:jc w:val="center"/>
+            </w:pPr>
+            <w:r>
+              <w:rPr>
+                <w:b w:val="false"/>
+                <w:bCs w:val="false"/>
+                <w:sz w:val="20"/>
+                <w:szCs w:val="20"/>
+              </w:rPr>
+              <w:t>0.786</w:t>
             </w:r>
           </w:p>
         </w:tc>
@@ -1382,7 +1382,7 @@
                 <w:sz w:val="20"/>
                 <w:szCs w:val="20"/>
               </w:rPr>
-              <w:t xml:space="preserve">0.040</w:t>
+              <w:t>0.041</w:t>
             </w:r>
           </w:p>
         </w:tc>
@@ -1415,7 +1415,7 @@
                 <w:sz w:val="20"/>
                 <w:szCs w:val="20"/>
               </w:rPr>
-              <w:t xml:space="preserve">&gt;= 0.10</w:t>
+              <w:t>&gt;= 0.1</w:t>
             </w:r>
           </w:p>
         </w:tc>
@@ -1446,100 +1446,100 @@
                 <w:sz w:val="20"/>
                 <w:szCs w:val="20"/>
               </w:rPr>
-              <w:t xml:space="preserve">&gt;= 1e-6</w:t>
-            </w:r>
-          </w:p>
-        </w:tc>
-        <w:tc>
-          <w:tcPr>
-            <w:tcW w:type="dxa" w:w="1700"/>
-            <w:tcBorders>
-              <w:top w:val="single" w:color="888888" w:sz="4"/>
-              <w:left w:val="single" w:color="888888" w:sz="4"/>
-              <w:bottom w:val="single" w:color="888888" w:sz="4"/>
-              <w:right w:val="single" w:color="888888" w:sz="4"/>
-            </w:tcBorders>
-            <w:tcMar>
-              <w:top w:type="dxa" w:w="80"/>
-              <w:left w:type="dxa" w:w="120"/>
-              <w:bottom w:type="dxa" w:w="80"/>
-              <w:right w:type="dxa" w:w="120"/>
-            </w:tcMar>
-          </w:tcPr>
-          <w:p>
-            <w:pPr>
-              <w:jc w:val="center"/>
-            </w:pPr>
-            <w:r>
-              <w:rPr>
-                <w:b w:val="false"/>
-                <w:bCs w:val="false"/>
-                <w:sz w:val="20"/>
-                <w:szCs w:val="20"/>
-              </w:rPr>
-              <w:t xml:space="preserve">405</w:t>
-            </w:r>
-          </w:p>
-        </w:tc>
-        <w:tc>
-          <w:tcPr>
-            <w:tcW w:type="dxa" w:w="1700"/>
-            <w:tcBorders>
-              <w:top w:val="single" w:color="888888" w:sz="4"/>
-              <w:left w:val="single" w:color="888888" w:sz="4"/>
-              <w:bottom w:val="single" w:color="888888" w:sz="4"/>
-              <w:right w:val="single" w:color="888888" w:sz="4"/>
-            </w:tcBorders>
-            <w:tcMar>
-              <w:top w:type="dxa" w:w="80"/>
-              <w:left w:type="dxa" w:w="120"/>
-              <w:bottom w:type="dxa" w:w="80"/>
-              <w:right w:type="dxa" w:w="120"/>
-            </w:tcMar>
-          </w:tcPr>
-          <w:p>
-            <w:pPr>
-              <w:jc w:val="center"/>
-            </w:pPr>
-            <w:r>
-              <w:rPr>
-                <w:b w:val="false"/>
-                <w:bCs w:val="false"/>
-                <w:sz w:val="20"/>
-                <w:szCs w:val="20"/>
-              </w:rPr>
-              <w:t xml:space="preserve">652</w:t>
-            </w:r>
-          </w:p>
-        </w:tc>
-        <w:tc>
-          <w:tcPr>
-            <w:tcW w:type="dxa" w:w="1700"/>
-            <w:tcBorders>
-              <w:top w:val="single" w:color="888888" w:sz="4"/>
-              <w:left w:val="single" w:color="888888" w:sz="4"/>
-              <w:bottom w:val="single" w:color="888888" w:sz="4"/>
-              <w:right w:val="single" w:color="888888" w:sz="4"/>
-            </w:tcBorders>
-            <w:tcMar>
-              <w:top w:type="dxa" w:w="80"/>
-              <w:left w:type="dxa" w:w="120"/>
-              <w:bottom w:type="dxa" w:w="80"/>
-              <w:right w:type="dxa" w:w="120"/>
-            </w:tcMar>
-          </w:tcPr>
-          <w:p>
-            <w:pPr>
-              <w:jc w:val="center"/>
-            </w:pPr>
-            <w:r>
-              <w:rPr>
-                <w:b w:val="false"/>
-                <w:bCs w:val="false"/>
-                <w:sz w:val="20"/>
-                <w:szCs w:val="20"/>
-              </w:rPr>
-              <w:t xml:space="preserve">0.783</w:t>
+              <w:t>&gt;= 1e-6</w:t>
+            </w:r>
+          </w:p>
+        </w:tc>
+        <w:tc>
+          <w:tcPr>
+            <w:tcW w:type="dxa" w:w="1700"/>
+            <w:tcBorders>
+              <w:top w:val="single" w:color="888888" w:sz="4"/>
+              <w:left w:val="single" w:color="888888" w:sz="4"/>
+              <w:bottom w:val="single" w:color="888888" w:sz="4"/>
+              <w:right w:val="single" w:color="888888" w:sz="4"/>
+            </w:tcBorders>
+            <w:tcMar>
+              <w:top w:type="dxa" w:w="80"/>
+              <w:left w:type="dxa" w:w="120"/>
+              <w:bottom w:type="dxa" w:w="80"/>
+              <w:right w:type="dxa" w:w="120"/>
+            </w:tcMar>
+          </w:tcPr>
+          <w:p>
+            <w:pPr>
+              <w:jc w:val="center"/>
+            </w:pPr>
+            <w:r>
+              <w:rPr>
+                <w:b w:val="false"/>
+                <w:bCs w:val="false"/>
+                <w:sz w:val="20"/>
+                <w:szCs w:val="20"/>
+              </w:rPr>
+              <w:t>404</w:t>
+            </w:r>
+          </w:p>
+        </w:tc>
+        <w:tc>
+          <w:tcPr>
+            <w:tcW w:type="dxa" w:w="1700"/>
+            <w:tcBorders>
+              <w:top w:val="single" w:color="888888" w:sz="4"/>
+              <w:left w:val="single" w:color="888888" w:sz="4"/>
+              <w:bottom w:val="single" w:color="888888" w:sz="4"/>
+              <w:right w:val="single" w:color="888888" w:sz="4"/>
+            </w:tcBorders>
+            <w:tcMar>
+              <w:top w:type="dxa" w:w="80"/>
+              <w:left w:type="dxa" w:w="120"/>
+              <w:bottom w:type="dxa" w:w="80"/>
+              <w:right w:type="dxa" w:w="120"/>
+            </w:tcMar>
+          </w:tcPr>
+          <w:p>
+            <w:pPr>
+              <w:jc w:val="center"/>
+            </w:pPr>
+            <w:r>
+              <w:rPr>
+                <w:b w:val="false"/>
+                <w:bCs w:val="false"/>
+                <w:sz w:val="20"/>
+                <w:szCs w:val="20"/>
+              </w:rPr>
+              <w:t>651</w:t>
+            </w:r>
+          </w:p>
+        </w:tc>
+        <w:tc>
+          <w:tcPr>
+            <w:tcW w:type="dxa" w:w="1700"/>
+            <w:tcBorders>
+              <w:top w:val="single" w:color="888888" w:sz="4"/>
+              <w:left w:val="single" w:color="888888" w:sz="4"/>
+              <w:bottom w:val="single" w:color="888888" w:sz="4"/>
+              <w:right w:val="single" w:color="888888" w:sz="4"/>
+            </w:tcBorders>
+            <w:tcMar>
+              <w:top w:type="dxa" w:w="80"/>
+              <w:left w:type="dxa" w:w="120"/>
+              <w:bottom w:type="dxa" w:w="80"/>
+              <w:right w:type="dxa" w:w="120"/>
+            </w:tcMar>
+          </w:tcPr>
+          <w:p>
+            <w:pPr>
+              <w:jc w:val="center"/>
+            </w:pPr>
+            <w:r>
+              <w:rPr>
+                <w:b w:val="false"/>
+                <w:bCs w:val="false"/>
+                <w:sz w:val="20"/>
+                <w:szCs w:val="20"/>
+              </w:rPr>
+              <w:t>0.785</w:t>
             </w:r>
           </w:p>
         </w:tc>
@@ -1570,7 +1570,7 @@
                 <w:sz w:val="20"/>
                 <w:szCs w:val="20"/>
               </w:rPr>
-              <w:t xml:space="preserve">0.040</w:t>
+              <w:t>0.044</w:t>
             </w:r>
           </w:p>
         </w:tc>
@@ -1603,7 +1603,7 @@
                 <w:sz w:val="20"/>
                 <w:szCs w:val="20"/>
               </w:rPr>
-              <w:t xml:space="preserve">&gt;= 0.10</w:t>
+              <w:t>&gt;= 0.1</w:t>
             </w:r>
           </w:p>
         </w:tc>
@@ -1634,100 +1634,100 @@
                 <w:sz w:val="20"/>
                 <w:szCs w:val="20"/>
               </w:rPr>
-              <w:t xml:space="preserve">&gt;= 1e-5</w:t>
-            </w:r>
-          </w:p>
-        </w:tc>
-        <w:tc>
-          <w:tcPr>
-            <w:tcW w:type="dxa" w:w="1700"/>
-            <w:tcBorders>
-              <w:top w:val="single" w:color="888888" w:sz="4"/>
-              <w:left w:val="single" w:color="888888" w:sz="4"/>
-              <w:bottom w:val="single" w:color="888888" w:sz="4"/>
-              <w:right w:val="single" w:color="888888" w:sz="4"/>
-            </w:tcBorders>
-            <w:tcMar>
-              <w:top w:type="dxa" w:w="80"/>
-              <w:left w:type="dxa" w:w="120"/>
-              <w:bottom w:type="dxa" w:w="80"/>
-              <w:right w:type="dxa" w:w="120"/>
-            </w:tcMar>
-          </w:tcPr>
-          <w:p>
-            <w:pPr>
-              <w:jc w:val="center"/>
-            </w:pPr>
-            <w:r>
-              <w:rPr>
-                <w:b w:val="false"/>
-                <w:bCs w:val="false"/>
-                <w:sz w:val="20"/>
-                <w:szCs w:val="20"/>
-              </w:rPr>
-              <w:t xml:space="preserve">316</w:t>
-            </w:r>
-          </w:p>
-        </w:tc>
-        <w:tc>
-          <w:tcPr>
-            <w:tcW w:type="dxa" w:w="1700"/>
-            <w:tcBorders>
-              <w:top w:val="single" w:color="888888" w:sz="4"/>
-              <w:left w:val="single" w:color="888888" w:sz="4"/>
-              <w:bottom w:val="single" w:color="888888" w:sz="4"/>
-              <w:right w:val="single" w:color="888888" w:sz="4"/>
-            </w:tcBorders>
-            <w:tcMar>
-              <w:top w:type="dxa" w:w="80"/>
-              <w:left w:type="dxa" w:w="120"/>
-              <w:bottom w:type="dxa" w:w="80"/>
-              <w:right w:type="dxa" w:w="120"/>
-            </w:tcMar>
-          </w:tcPr>
-          <w:p>
-            <w:pPr>
-              <w:jc w:val="center"/>
-            </w:pPr>
-            <w:r>
-              <w:rPr>
-                <w:b w:val="false"/>
-                <w:bCs w:val="false"/>
-                <w:sz w:val="20"/>
-                <w:szCs w:val="20"/>
-              </w:rPr>
-              <w:t xml:space="preserve">563</w:t>
-            </w:r>
-          </w:p>
-        </w:tc>
-        <w:tc>
-          <w:tcPr>
-            <w:tcW w:type="dxa" w:w="1700"/>
-            <w:tcBorders>
-              <w:top w:val="single" w:color="888888" w:sz="4"/>
-              <w:left w:val="single" w:color="888888" w:sz="4"/>
-              <w:bottom w:val="single" w:color="888888" w:sz="4"/>
-              <w:right w:val="single" w:color="888888" w:sz="4"/>
-            </w:tcBorders>
-            <w:tcMar>
-              <w:top w:type="dxa" w:w="80"/>
-              <w:left w:type="dxa" w:w="120"/>
-              <w:bottom w:type="dxa" w:w="80"/>
-              <w:right w:type="dxa" w:w="120"/>
-            </w:tcMar>
-          </w:tcPr>
-          <w:p>
-            <w:pPr>
-              <w:jc w:val="center"/>
-            </w:pPr>
-            <w:r>
-              <w:rPr>
-                <w:b w:val="false"/>
-                <w:bCs w:val="false"/>
-                <w:sz w:val="20"/>
-                <w:szCs w:val="20"/>
-              </w:rPr>
-              <w:t xml:space="preserve">0.777</w:t>
+              <w:t>&gt;= 1e-5</w:t>
+            </w:r>
+          </w:p>
+        </w:tc>
+        <w:tc>
+          <w:tcPr>
+            <w:tcW w:type="dxa" w:w="1700"/>
+            <w:tcBorders>
+              <w:top w:val="single" w:color="888888" w:sz="4"/>
+              <w:left w:val="single" w:color="888888" w:sz="4"/>
+              <w:bottom w:val="single" w:color="888888" w:sz="4"/>
+              <w:right w:val="single" w:color="888888" w:sz="4"/>
+            </w:tcBorders>
+            <w:tcMar>
+              <w:top w:type="dxa" w:w="80"/>
+              <w:left w:type="dxa" w:w="120"/>
+              <w:bottom w:type="dxa" w:w="80"/>
+              <w:right w:type="dxa" w:w="120"/>
+            </w:tcMar>
+          </w:tcPr>
+          <w:p>
+            <w:pPr>
+              <w:jc w:val="center"/>
+            </w:pPr>
+            <w:r>
+              <w:rPr>
+                <w:b w:val="false"/>
+                <w:bCs w:val="false"/>
+                <w:sz w:val="20"/>
+                <w:szCs w:val="20"/>
+              </w:rPr>
+              <w:t>315</w:t>
+            </w:r>
+          </w:p>
+        </w:tc>
+        <w:tc>
+          <w:tcPr>
+            <w:tcW w:type="dxa" w:w="1700"/>
+            <w:tcBorders>
+              <w:top w:val="single" w:color="888888" w:sz="4"/>
+              <w:left w:val="single" w:color="888888" w:sz="4"/>
+              <w:bottom w:val="single" w:color="888888" w:sz="4"/>
+              <w:right w:val="single" w:color="888888" w:sz="4"/>
+            </w:tcBorders>
+            <w:tcMar>
+              <w:top w:type="dxa" w:w="80"/>
+              <w:left w:type="dxa" w:w="120"/>
+              <w:bottom w:type="dxa" w:w="80"/>
+              <w:right w:type="dxa" w:w="120"/>
+            </w:tcMar>
+          </w:tcPr>
+          <w:p>
+            <w:pPr>
+              <w:jc w:val="center"/>
+            </w:pPr>
+            <w:r>
+              <w:rPr>
+                <w:b w:val="false"/>
+                <w:bCs w:val="false"/>
+                <w:sz w:val="20"/>
+                <w:szCs w:val="20"/>
+              </w:rPr>
+              <w:t>562</w:t>
+            </w:r>
+          </w:p>
+        </w:tc>
+        <w:tc>
+          <w:tcPr>
+            <w:tcW w:type="dxa" w:w="1700"/>
+            <w:tcBorders>
+              <w:top w:val="single" w:color="888888" w:sz="4"/>
+              <w:left w:val="single" w:color="888888" w:sz="4"/>
+              <w:bottom w:val="single" w:color="888888" w:sz="4"/>
+              <w:right w:val="single" w:color="888888" w:sz="4"/>
+            </w:tcBorders>
+            <w:tcMar>
+              <w:top w:type="dxa" w:w="80"/>
+              <w:left w:type="dxa" w:w="120"/>
+              <w:bottom w:type="dxa" w:w="80"/>
+              <w:right w:type="dxa" w:w="120"/>
+            </w:tcMar>
+          </w:tcPr>
+          <w:p>
+            <w:pPr>
+              <w:jc w:val="center"/>
+            </w:pPr>
+            <w:r>
+              <w:rPr>
+                <w:b w:val="false"/>
+                <w:bCs w:val="false"/>
+                <w:sz w:val="20"/>
+                <w:szCs w:val="20"/>
+              </w:rPr>
+              <w:t>0.773</w:t>
             </w:r>
           </w:p>
         </w:tc>
@@ -1758,7 +1758,7 @@
                 <w:sz w:val="20"/>
                 <w:szCs w:val="20"/>
               </w:rPr>
-              <w:t xml:space="preserve">0.038</w:t>
+              <w:t>0.033</w:t>
             </w:r>
           </w:p>
         </w:tc>
@@ -1791,7 +1791,7 @@
                 <w:sz w:val="20"/>
                 <w:szCs w:val="20"/>
               </w:rPr>
-              <w:t xml:space="preserve">&gt;= 0.10</w:t>
+              <w:t>&gt;= 0.1</w:t>
             </w:r>
           </w:p>
         </w:tc>
@@ -1822,100 +1822,100 @@
                 <w:sz w:val="20"/>
                 <w:szCs w:val="20"/>
               </w:rPr>
-              <w:t xml:space="preserve">&gt;= 1e-4</w:t>
-            </w:r>
-          </w:p>
-        </w:tc>
-        <w:tc>
-          <w:tcPr>
-            <w:tcW w:type="dxa" w:w="1700"/>
-            <w:tcBorders>
-              <w:top w:val="single" w:color="888888" w:sz="4"/>
-              <w:left w:val="single" w:color="888888" w:sz="4"/>
-              <w:bottom w:val="single" w:color="888888" w:sz="4"/>
-              <w:right w:val="single" w:color="888888" w:sz="4"/>
-            </w:tcBorders>
-            <w:tcMar>
-              <w:top w:type="dxa" w:w="80"/>
-              <w:left w:type="dxa" w:w="120"/>
-              <w:bottom w:type="dxa" w:w="80"/>
-              <w:right w:type="dxa" w:w="120"/>
-            </w:tcMar>
-          </w:tcPr>
-          <w:p>
-            <w:pPr>
-              <w:jc w:val="center"/>
-            </w:pPr>
-            <w:r>
-              <w:rPr>
-                <w:b w:val="false"/>
-                <w:bCs w:val="false"/>
-                <w:sz w:val="20"/>
-                <w:szCs w:val="20"/>
-              </w:rPr>
-              <w:t xml:space="preserve">145</w:t>
-            </w:r>
-          </w:p>
-        </w:tc>
-        <w:tc>
-          <w:tcPr>
-            <w:tcW w:type="dxa" w:w="1700"/>
-            <w:tcBorders>
-              <w:top w:val="single" w:color="888888" w:sz="4"/>
-              <w:left w:val="single" w:color="888888" w:sz="4"/>
-              <w:bottom w:val="single" w:color="888888" w:sz="4"/>
-              <w:right w:val="single" w:color="888888" w:sz="4"/>
-            </w:tcBorders>
-            <w:tcMar>
-              <w:top w:type="dxa" w:w="80"/>
-              <w:left w:type="dxa" w:w="120"/>
-              <w:bottom w:type="dxa" w:w="80"/>
-              <w:right w:type="dxa" w:w="120"/>
-            </w:tcMar>
-          </w:tcPr>
-          <w:p>
-            <w:pPr>
-              <w:jc w:val="center"/>
-            </w:pPr>
-            <w:r>
-              <w:rPr>
-                <w:b w:val="false"/>
-                <w:bCs w:val="false"/>
-                <w:sz w:val="20"/>
-                <w:szCs w:val="20"/>
-              </w:rPr>
-              <w:t xml:space="preserve">392</w:t>
-            </w:r>
-          </w:p>
-        </w:tc>
-        <w:tc>
-          <w:tcPr>
-            <w:tcW w:type="dxa" w:w="1700"/>
-            <w:tcBorders>
-              <w:top w:val="single" w:color="888888" w:sz="4"/>
-              <w:left w:val="single" w:color="888888" w:sz="4"/>
-              <w:bottom w:val="single" w:color="888888" w:sz="4"/>
-              <w:right w:val="single" w:color="888888" w:sz="4"/>
-            </w:tcBorders>
-            <w:tcMar>
-              <w:top w:type="dxa" w:w="80"/>
-              <w:left w:type="dxa" w:w="120"/>
-              <w:bottom w:type="dxa" w:w="80"/>
-              <w:right w:type="dxa" w:w="120"/>
-            </w:tcMar>
-          </w:tcPr>
-          <w:p>
-            <w:pPr>
-              <w:jc w:val="center"/>
-            </w:pPr>
-            <w:r>
-              <w:rPr>
-                <w:b w:val="false"/>
-                <w:bCs w:val="false"/>
-                <w:sz w:val="20"/>
-                <w:szCs w:val="20"/>
-              </w:rPr>
-              <w:t xml:space="preserve">0.788</w:t>
+              <w:t>&gt;= 1e-4</w:t>
+            </w:r>
+          </w:p>
+        </w:tc>
+        <w:tc>
+          <w:tcPr>
+            <w:tcW w:type="dxa" w:w="1700"/>
+            <w:tcBorders>
+              <w:top w:val="single" w:color="888888" w:sz="4"/>
+              <w:left w:val="single" w:color="888888" w:sz="4"/>
+              <w:bottom w:val="single" w:color="888888" w:sz="4"/>
+              <w:right w:val="single" w:color="888888" w:sz="4"/>
+            </w:tcBorders>
+            <w:tcMar>
+              <w:top w:type="dxa" w:w="80"/>
+              <w:left w:type="dxa" w:w="120"/>
+              <w:bottom w:type="dxa" w:w="80"/>
+              <w:right w:type="dxa" w:w="120"/>
+            </w:tcMar>
+          </w:tcPr>
+          <w:p>
+            <w:pPr>
+              <w:jc w:val="center"/>
+            </w:pPr>
+            <w:r>
+              <w:rPr>
+                <w:b w:val="false"/>
+                <w:bCs w:val="false"/>
+                <w:sz w:val="20"/>
+                <w:szCs w:val="20"/>
+              </w:rPr>
+              <w:t>147</w:t>
+            </w:r>
+          </w:p>
+        </w:tc>
+        <w:tc>
+          <w:tcPr>
+            <w:tcW w:type="dxa" w:w="1700"/>
+            <w:tcBorders>
+              <w:top w:val="single" w:color="888888" w:sz="4"/>
+              <w:left w:val="single" w:color="888888" w:sz="4"/>
+              <w:bottom w:val="single" w:color="888888" w:sz="4"/>
+              <w:right w:val="single" w:color="888888" w:sz="4"/>
+            </w:tcBorders>
+            <w:tcMar>
+              <w:top w:type="dxa" w:w="80"/>
+              <w:left w:type="dxa" w:w="120"/>
+              <w:bottom w:type="dxa" w:w="80"/>
+              <w:right w:type="dxa" w:w="120"/>
+            </w:tcMar>
+          </w:tcPr>
+          <w:p>
+            <w:pPr>
+              <w:jc w:val="center"/>
+            </w:pPr>
+            <w:r>
+              <w:rPr>
+                <w:b w:val="false"/>
+                <w:bCs w:val="false"/>
+                <w:sz w:val="20"/>
+                <w:szCs w:val="20"/>
+              </w:rPr>
+              <w:t>394</w:t>
+            </w:r>
+          </w:p>
+        </w:tc>
+        <w:tc>
+          <w:tcPr>
+            <w:tcW w:type="dxa" w:w="1700"/>
+            <w:tcBorders>
+              <w:top w:val="single" w:color="888888" w:sz="4"/>
+              <w:left w:val="single" w:color="888888" w:sz="4"/>
+              <w:bottom w:val="single" w:color="888888" w:sz="4"/>
+              <w:right w:val="single" w:color="888888" w:sz="4"/>
+            </w:tcBorders>
+            <w:tcMar>
+              <w:top w:type="dxa" w:w="80"/>
+              <w:left w:type="dxa" w:w="120"/>
+              <w:bottom w:type="dxa" w:w="80"/>
+              <w:right w:type="dxa" w:w="120"/>
+            </w:tcMar>
+          </w:tcPr>
+          <w:p>
+            <w:pPr>
+              <w:jc w:val="center"/>
+            </w:pPr>
+            <w:r>
+              <w:rPr>
+                <w:b w:val="false"/>
+                <w:bCs w:val="false"/>
+                <w:sz w:val="20"/>
+                <w:szCs w:val="20"/>
+              </w:rPr>
+              <w:t>0.783</w:t>
             </w:r>
           </w:p>
         </w:tc>
@@ -1946,7 +1946,7 @@
                 <w:sz w:val="20"/>
                 <w:szCs w:val="20"/>
               </w:rPr>
-              <w:t xml:space="preserve">0.034</w:t>
+              <w:t>0.037</w:t>
             </w:r>
           </w:p>
         </w:tc>
@@ -1979,7 +1979,7 @@
                 <w:sz w:val="20"/>
                 <w:szCs w:val="20"/>
               </w:rPr>
-              <w:t xml:space="preserve">&gt;= 0.10</w:t>
+              <w:t>&gt;= 0.1</w:t>
             </w:r>
           </w:p>
         </w:tc>
@@ -2010,100 +2010,100 @@
                 <w:sz w:val="20"/>
                 <w:szCs w:val="20"/>
               </w:rPr>
-              <w:t xml:space="preserve">&gt;= 1e-3</w:t>
-            </w:r>
-          </w:p>
-        </w:tc>
-        <w:tc>
-          <w:tcPr>
-            <w:tcW w:type="dxa" w:w="1700"/>
-            <w:tcBorders>
-              <w:top w:val="single" w:color="888888" w:sz="4"/>
-              <w:left w:val="single" w:color="888888" w:sz="4"/>
-              <w:bottom w:val="single" w:color="888888" w:sz="4"/>
-              <w:right w:val="single" w:color="888888" w:sz="4"/>
-            </w:tcBorders>
-            <w:tcMar>
-              <w:top w:type="dxa" w:w="80"/>
-              <w:left w:type="dxa" w:w="120"/>
-              <w:bottom w:type="dxa" w:w="80"/>
-              <w:right w:type="dxa" w:w="120"/>
-            </w:tcMar>
-          </w:tcPr>
-          <w:p>
-            <w:pPr>
-              <w:jc w:val="center"/>
-            </w:pPr>
-            <w:r>
-              <w:rPr>
-                <w:b w:val="false"/>
-                <w:bCs w:val="false"/>
-                <w:sz w:val="20"/>
-                <w:szCs w:val="20"/>
-              </w:rPr>
-              <w:t xml:space="preserve">2</w:t>
-            </w:r>
-          </w:p>
-        </w:tc>
-        <w:tc>
-          <w:tcPr>
-            <w:tcW w:type="dxa" w:w="1700"/>
-            <w:tcBorders>
-              <w:top w:val="single" w:color="888888" w:sz="4"/>
-              <w:left w:val="single" w:color="888888" w:sz="4"/>
-              <w:bottom w:val="single" w:color="888888" w:sz="4"/>
-              <w:right w:val="single" w:color="888888" w:sz="4"/>
-            </w:tcBorders>
-            <w:tcMar>
-              <w:top w:type="dxa" w:w="80"/>
-              <w:left w:type="dxa" w:w="120"/>
-              <w:bottom w:type="dxa" w:w="80"/>
-              <w:right w:type="dxa" w:w="120"/>
-            </w:tcMar>
-          </w:tcPr>
-          <w:p>
-            <w:pPr>
-              <w:jc w:val="center"/>
-            </w:pPr>
-            <w:r>
-              <w:rPr>
-                <w:b w:val="false"/>
-                <w:bCs w:val="false"/>
-                <w:sz w:val="20"/>
-                <w:szCs w:val="20"/>
-              </w:rPr>
-              <w:t xml:space="preserve">249</w:t>
-            </w:r>
-          </w:p>
-        </w:tc>
-        <w:tc>
-          <w:tcPr>
-            <w:tcW w:type="dxa" w:w="1700"/>
-            <w:tcBorders>
-              <w:top w:val="single" w:color="888888" w:sz="4"/>
-              <w:left w:val="single" w:color="888888" w:sz="4"/>
-              <w:bottom w:val="single" w:color="888888" w:sz="4"/>
-              <w:right w:val="single" w:color="888888" w:sz="4"/>
-            </w:tcBorders>
-            <w:tcMar>
-              <w:top w:type="dxa" w:w="80"/>
-              <w:left w:type="dxa" w:w="120"/>
-              <w:bottom w:type="dxa" w:w="80"/>
-              <w:right w:type="dxa" w:w="120"/>
-            </w:tcMar>
-          </w:tcPr>
-          <w:p>
-            <w:pPr>
-              <w:jc w:val="center"/>
-            </w:pPr>
-            <w:r>
-              <w:rPr>
-                <w:b w:val="false"/>
-                <w:bCs w:val="false"/>
-                <w:sz w:val="20"/>
-                <w:szCs w:val="20"/>
-              </w:rPr>
-              <w:t xml:space="preserve">0.811</w:t>
+              <w:t>&gt;= 1e-3</w:t>
+            </w:r>
+          </w:p>
+        </w:tc>
+        <w:tc>
+          <w:tcPr>
+            <w:tcW w:type="dxa" w:w="1700"/>
+            <w:tcBorders>
+              <w:top w:val="single" w:color="888888" w:sz="4"/>
+              <w:left w:val="single" w:color="888888" w:sz="4"/>
+              <w:bottom w:val="single" w:color="888888" w:sz="4"/>
+              <w:right w:val="single" w:color="888888" w:sz="4"/>
+            </w:tcBorders>
+            <w:tcMar>
+              <w:top w:type="dxa" w:w="80"/>
+              <w:left w:type="dxa" w:w="120"/>
+              <w:bottom w:type="dxa" w:w="80"/>
+              <w:right w:type="dxa" w:w="120"/>
+            </w:tcMar>
+          </w:tcPr>
+          <w:p>
+            <w:pPr>
+              <w:jc w:val="center"/>
+            </w:pPr>
+            <w:r>
+              <w:rPr>
+                <w:b w:val="false"/>
+                <w:bCs w:val="false"/>
+                <w:sz w:val="20"/>
+                <w:szCs w:val="20"/>
+              </w:rPr>
+              <w:t>2</w:t>
+            </w:r>
+          </w:p>
+        </w:tc>
+        <w:tc>
+          <w:tcPr>
+            <w:tcW w:type="dxa" w:w="1700"/>
+            <w:tcBorders>
+              <w:top w:val="single" w:color="888888" w:sz="4"/>
+              <w:left w:val="single" w:color="888888" w:sz="4"/>
+              <w:bottom w:val="single" w:color="888888" w:sz="4"/>
+              <w:right w:val="single" w:color="888888" w:sz="4"/>
+            </w:tcBorders>
+            <w:tcMar>
+              <w:top w:type="dxa" w:w="80"/>
+              <w:left w:type="dxa" w:w="120"/>
+              <w:bottom w:type="dxa" w:w="80"/>
+              <w:right w:type="dxa" w:w="120"/>
+            </w:tcMar>
+          </w:tcPr>
+          <w:p>
+            <w:pPr>
+              <w:jc w:val="center"/>
+            </w:pPr>
+            <w:r>
+              <w:rPr>
+                <w:b w:val="false"/>
+                <w:bCs w:val="false"/>
+                <w:sz w:val="20"/>
+                <w:szCs w:val="20"/>
+              </w:rPr>
+              <w:t>249</w:t>
+            </w:r>
+          </w:p>
+        </w:tc>
+        <w:tc>
+          <w:tcPr>
+            <w:tcW w:type="dxa" w:w="1700"/>
+            <w:tcBorders>
+              <w:top w:val="single" w:color="888888" w:sz="4"/>
+              <w:left w:val="single" w:color="888888" w:sz="4"/>
+              <w:bottom w:val="single" w:color="888888" w:sz="4"/>
+              <w:right w:val="single" w:color="888888" w:sz="4"/>
+            </w:tcBorders>
+            <w:tcMar>
+              <w:top w:type="dxa" w:w="80"/>
+              <w:left w:type="dxa" w:w="120"/>
+              <w:bottom w:type="dxa" w:w="80"/>
+              <w:right w:type="dxa" w:w="120"/>
+            </w:tcMar>
+          </w:tcPr>
+          <w:p>
+            <w:pPr>
+              <w:jc w:val="center"/>
+            </w:pPr>
+            <w:r>
+              <w:rPr>
+                <w:b w:val="false"/>
+                <w:bCs w:val="false"/>
+                <w:sz w:val="20"/>
+                <w:szCs w:val="20"/>
+              </w:rPr>
+              <w:t>0.811</w:t>
             </w:r>
           </w:p>
         </w:tc>
@@ -2134,7 +2134,7 @@
                 <w:sz w:val="20"/>
                 <w:szCs w:val="20"/>
               </w:rPr>
-              <w:t xml:space="preserve">0.045</w:t>
+              <w:t>0.045</w:t>
             </w:r>
           </w:p>
         </w:tc>
@@ -2167,7 +2167,7 @@
                 <w:sz w:val="20"/>
                 <w:szCs w:val="20"/>
               </w:rPr>
-              <w:t xml:space="preserve">&gt;= 0.15</w:t>
+              <w:t>&gt;= 0.15</w:t>
             </w:r>
           </w:p>
         </w:tc>
@@ -2198,100 +2198,100 @@
                 <w:sz w:val="20"/>
                 <w:szCs w:val="20"/>
               </w:rPr>
-              <w:t xml:space="preserve">&gt;= 1e-7</w:t>
-            </w:r>
-          </w:p>
-        </w:tc>
-        <w:tc>
-          <w:tcPr>
-            <w:tcW w:type="dxa" w:w="1700"/>
-            <w:tcBorders>
-              <w:top w:val="single" w:color="888888" w:sz="4"/>
-              <w:left w:val="single" w:color="888888" w:sz="4"/>
-              <w:bottom w:val="single" w:color="888888" w:sz="4"/>
-              <w:right w:val="single" w:color="888888" w:sz="4"/>
-            </w:tcBorders>
-            <w:tcMar>
-              <w:top w:type="dxa" w:w="80"/>
-              <w:left w:type="dxa" w:w="120"/>
-              <w:bottom w:type="dxa" w:w="80"/>
-              <w:right w:type="dxa" w:w="120"/>
-            </w:tcMar>
-          </w:tcPr>
-          <w:p>
-            <w:pPr>
-              <w:jc w:val="center"/>
-            </w:pPr>
-            <w:r>
-              <w:rPr>
-                <w:b w:val="false"/>
-                <w:bCs w:val="false"/>
-                <w:sz w:val="20"/>
-                <w:szCs w:val="20"/>
-              </w:rPr>
-              <w:t xml:space="preserve">409</w:t>
-            </w:r>
-          </w:p>
-        </w:tc>
-        <w:tc>
-          <w:tcPr>
-            <w:tcW w:type="dxa" w:w="1700"/>
-            <w:tcBorders>
-              <w:top w:val="single" w:color="888888" w:sz="4"/>
-              <w:left w:val="single" w:color="888888" w:sz="4"/>
-              <w:bottom w:val="single" w:color="888888" w:sz="4"/>
-              <w:right w:val="single" w:color="888888" w:sz="4"/>
-            </w:tcBorders>
-            <w:tcMar>
-              <w:top w:type="dxa" w:w="80"/>
-              <w:left w:type="dxa" w:w="120"/>
-              <w:bottom w:type="dxa" w:w="80"/>
-              <w:right w:type="dxa" w:w="120"/>
-            </w:tcMar>
-          </w:tcPr>
-          <w:p>
-            <w:pPr>
-              <w:jc w:val="center"/>
-            </w:pPr>
-            <w:r>
-              <w:rPr>
-                <w:b w:val="false"/>
-                <w:bCs w:val="false"/>
-                <w:sz w:val="20"/>
-                <w:szCs w:val="20"/>
-              </w:rPr>
-              <w:t xml:space="preserve">656</w:t>
-            </w:r>
-          </w:p>
-        </w:tc>
-        <w:tc>
-          <w:tcPr>
-            <w:tcW w:type="dxa" w:w="1700"/>
-            <w:tcBorders>
-              <w:top w:val="single" w:color="888888" w:sz="4"/>
-              <w:left w:val="single" w:color="888888" w:sz="4"/>
-              <w:bottom w:val="single" w:color="888888" w:sz="4"/>
-              <w:right w:val="single" w:color="888888" w:sz="4"/>
-            </w:tcBorders>
-            <w:tcMar>
-              <w:top w:type="dxa" w:w="80"/>
-              <w:left w:type="dxa" w:w="120"/>
-              <w:bottom w:type="dxa" w:w="80"/>
-              <w:right w:type="dxa" w:w="120"/>
-            </w:tcMar>
-          </w:tcPr>
-          <w:p>
-            <w:pPr>
-              <w:jc w:val="center"/>
-            </w:pPr>
-            <w:r>
-              <w:rPr>
-                <w:b w:val="false"/>
-                <w:bCs w:val="false"/>
-                <w:sz w:val="20"/>
-                <w:szCs w:val="20"/>
-              </w:rPr>
-              <w:t xml:space="preserve">0.787</w:t>
+              <w:t>&gt;= 1e-7</w:t>
+            </w:r>
+          </w:p>
+        </w:tc>
+        <w:tc>
+          <w:tcPr>
+            <w:tcW w:type="dxa" w:w="1700"/>
+            <w:tcBorders>
+              <w:top w:val="single" w:color="888888" w:sz="4"/>
+              <w:left w:val="single" w:color="888888" w:sz="4"/>
+              <w:bottom w:val="single" w:color="888888" w:sz="4"/>
+              <w:right w:val="single" w:color="888888" w:sz="4"/>
+            </w:tcBorders>
+            <w:tcMar>
+              <w:top w:type="dxa" w:w="80"/>
+              <w:left w:type="dxa" w:w="120"/>
+              <w:bottom w:type="dxa" w:w="80"/>
+              <w:right w:type="dxa" w:w="120"/>
+            </w:tcMar>
+          </w:tcPr>
+          <w:p>
+            <w:pPr>
+              <w:jc w:val="center"/>
+            </w:pPr>
+            <w:r>
+              <w:rPr>
+                <w:b w:val="false"/>
+                <w:bCs w:val="false"/>
+                <w:sz w:val="20"/>
+                <w:szCs w:val="20"/>
+              </w:rPr>
+              <w:t>412</w:t>
+            </w:r>
+          </w:p>
+        </w:tc>
+        <w:tc>
+          <w:tcPr>
+            <w:tcW w:type="dxa" w:w="1700"/>
+            <w:tcBorders>
+              <w:top w:val="single" w:color="888888" w:sz="4"/>
+              <w:left w:val="single" w:color="888888" w:sz="4"/>
+              <w:bottom w:val="single" w:color="888888" w:sz="4"/>
+              <w:right w:val="single" w:color="888888" w:sz="4"/>
+            </w:tcBorders>
+            <w:tcMar>
+              <w:top w:type="dxa" w:w="80"/>
+              <w:left w:type="dxa" w:w="120"/>
+              <w:bottom w:type="dxa" w:w="80"/>
+              <w:right w:type="dxa" w:w="120"/>
+            </w:tcMar>
+          </w:tcPr>
+          <w:p>
+            <w:pPr>
+              <w:jc w:val="center"/>
+            </w:pPr>
+            <w:r>
+              <w:rPr>
+                <w:b w:val="false"/>
+                <w:bCs w:val="false"/>
+                <w:sz w:val="20"/>
+                <w:szCs w:val="20"/>
+              </w:rPr>
+              <w:t>659</w:t>
+            </w:r>
+          </w:p>
+        </w:tc>
+        <w:tc>
+          <w:tcPr>
+            <w:tcW w:type="dxa" w:w="1700"/>
+            <w:tcBorders>
+              <w:top w:val="single" w:color="888888" w:sz="4"/>
+              <w:left w:val="single" w:color="888888" w:sz="4"/>
+              <w:bottom w:val="single" w:color="888888" w:sz="4"/>
+              <w:right w:val="single" w:color="888888" w:sz="4"/>
+            </w:tcBorders>
+            <w:tcMar>
+              <w:top w:type="dxa" w:w="80"/>
+              <w:left w:type="dxa" w:w="120"/>
+              <w:bottom w:type="dxa" w:w="80"/>
+              <w:right w:type="dxa" w:w="120"/>
+            </w:tcMar>
+          </w:tcPr>
+          <w:p>
+            <w:pPr>
+              <w:jc w:val="center"/>
+            </w:pPr>
+            <w:r>
+              <w:rPr>
+                <w:b w:val="false"/>
+                <w:bCs w:val="false"/>
+                <w:sz w:val="20"/>
+                <w:szCs w:val="20"/>
+              </w:rPr>
+              <w:t>0.783</w:t>
             </w:r>
           </w:p>
         </w:tc>
@@ -2322,7 +2322,7 @@
                 <w:sz w:val="20"/>
                 <w:szCs w:val="20"/>
               </w:rPr>
-              <w:t xml:space="preserve">0.030</w:t>
+              <w:t>0.034</w:t>
             </w:r>
           </w:p>
         </w:tc>
@@ -2355,7 +2355,7 @@
                 <w:sz w:val="20"/>
                 <w:szCs w:val="20"/>
               </w:rPr>
-              <w:t xml:space="preserve">&gt;= 0.15</w:t>
+              <w:t>&gt;= 0.15</w:t>
             </w:r>
           </w:p>
         </w:tc>
@@ -2386,100 +2386,100 @@
                 <w:sz w:val="20"/>
                 <w:szCs w:val="20"/>
               </w:rPr>
-              <w:t xml:space="preserve">&gt;= 1e-6</w:t>
-            </w:r>
-          </w:p>
-        </w:tc>
-        <w:tc>
-          <w:tcPr>
-            <w:tcW w:type="dxa" w:w="1700"/>
-            <w:tcBorders>
-              <w:top w:val="single" w:color="888888" w:sz="4"/>
-              <w:left w:val="single" w:color="888888" w:sz="4"/>
-              <w:bottom w:val="single" w:color="888888" w:sz="4"/>
-              <w:right w:val="single" w:color="888888" w:sz="4"/>
-            </w:tcBorders>
-            <w:tcMar>
-              <w:top w:type="dxa" w:w="80"/>
-              <w:left w:type="dxa" w:w="120"/>
-              <w:bottom w:type="dxa" w:w="80"/>
-              <w:right w:type="dxa" w:w="120"/>
-            </w:tcMar>
-          </w:tcPr>
-          <w:p>
-            <w:pPr>
-              <w:jc w:val="center"/>
-            </w:pPr>
-            <w:r>
-              <w:rPr>
-                <w:b w:val="false"/>
-                <w:bCs w:val="false"/>
-                <w:sz w:val="20"/>
-                <w:szCs w:val="20"/>
-              </w:rPr>
-              <w:t xml:space="preserve">399</w:t>
-            </w:r>
-          </w:p>
-        </w:tc>
-        <w:tc>
-          <w:tcPr>
-            <w:tcW w:type="dxa" w:w="1700"/>
-            <w:tcBorders>
-              <w:top w:val="single" w:color="888888" w:sz="4"/>
-              <w:left w:val="single" w:color="888888" w:sz="4"/>
-              <w:bottom w:val="single" w:color="888888" w:sz="4"/>
-              <w:right w:val="single" w:color="888888" w:sz="4"/>
-            </w:tcBorders>
-            <w:tcMar>
-              <w:top w:type="dxa" w:w="80"/>
-              <w:left w:type="dxa" w:w="120"/>
-              <w:bottom w:type="dxa" w:w="80"/>
-              <w:right w:type="dxa" w:w="120"/>
-            </w:tcMar>
-          </w:tcPr>
-          <w:p>
-            <w:pPr>
-              <w:jc w:val="center"/>
-            </w:pPr>
-            <w:r>
-              <w:rPr>
-                <w:b w:val="false"/>
-                <w:bCs w:val="false"/>
-                <w:sz w:val="20"/>
-                <w:szCs w:val="20"/>
-              </w:rPr>
-              <w:t xml:space="preserve">646</w:t>
-            </w:r>
-          </w:p>
-        </w:tc>
-        <w:tc>
-          <w:tcPr>
-            <w:tcW w:type="dxa" w:w="1700"/>
-            <w:tcBorders>
-              <w:top w:val="single" w:color="888888" w:sz="4"/>
-              <w:left w:val="single" w:color="888888" w:sz="4"/>
-              <w:bottom w:val="single" w:color="888888" w:sz="4"/>
-              <w:right w:val="single" w:color="888888" w:sz="4"/>
-            </w:tcBorders>
-            <w:tcMar>
-              <w:top w:type="dxa" w:w="80"/>
-              <w:left w:type="dxa" w:w="120"/>
-              <w:bottom w:type="dxa" w:w="80"/>
-              <w:right w:type="dxa" w:w="120"/>
-            </w:tcMar>
-          </w:tcPr>
-          <w:p>
-            <w:pPr>
-              <w:jc w:val="center"/>
-            </w:pPr>
-            <w:r>
-              <w:rPr>
-                <w:b w:val="false"/>
-                <w:bCs w:val="false"/>
-                <w:sz w:val="20"/>
-                <w:szCs w:val="20"/>
-              </w:rPr>
-              <w:t xml:space="preserve">0.785</w:t>
+              <w:t>&gt;= 1e-6</w:t>
+            </w:r>
+          </w:p>
+        </w:tc>
+        <w:tc>
+          <w:tcPr>
+            <w:tcW w:type="dxa" w:w="1700"/>
+            <w:tcBorders>
+              <w:top w:val="single" w:color="888888" w:sz="4"/>
+              <w:left w:val="single" w:color="888888" w:sz="4"/>
+              <w:bottom w:val="single" w:color="888888" w:sz="4"/>
+              <w:right w:val="single" w:color="888888" w:sz="4"/>
+            </w:tcBorders>
+            <w:tcMar>
+              <w:top w:type="dxa" w:w="80"/>
+              <w:left w:type="dxa" w:w="120"/>
+              <w:bottom w:type="dxa" w:w="80"/>
+              <w:right w:type="dxa" w:w="120"/>
+            </w:tcMar>
+          </w:tcPr>
+          <w:p>
+            <w:pPr>
+              <w:jc w:val="center"/>
+            </w:pPr>
+            <w:r>
+              <w:rPr>
+                <w:b w:val="false"/>
+                <w:bCs w:val="false"/>
+                <w:sz w:val="20"/>
+                <w:szCs w:val="20"/>
+              </w:rPr>
+              <w:t>401</w:t>
+            </w:r>
+          </w:p>
+        </w:tc>
+        <w:tc>
+          <w:tcPr>
+            <w:tcW w:type="dxa" w:w="1700"/>
+            <w:tcBorders>
+              <w:top w:val="single" w:color="888888" w:sz="4"/>
+              <w:left w:val="single" w:color="888888" w:sz="4"/>
+              <w:bottom w:val="single" w:color="888888" w:sz="4"/>
+              <w:right w:val="single" w:color="888888" w:sz="4"/>
+            </w:tcBorders>
+            <w:tcMar>
+              <w:top w:type="dxa" w:w="80"/>
+              <w:left w:type="dxa" w:w="120"/>
+              <w:bottom w:type="dxa" w:w="80"/>
+              <w:right w:type="dxa" w:w="120"/>
+            </w:tcMar>
+          </w:tcPr>
+          <w:p>
+            <w:pPr>
+              <w:jc w:val="center"/>
+            </w:pPr>
+            <w:r>
+              <w:rPr>
+                <w:b w:val="false"/>
+                <w:bCs w:val="false"/>
+                <w:sz w:val="20"/>
+                <w:szCs w:val="20"/>
+              </w:rPr>
+              <w:t>648</w:t>
+            </w:r>
+          </w:p>
+        </w:tc>
+        <w:tc>
+          <w:tcPr>
+            <w:tcW w:type="dxa" w:w="1700"/>
+            <w:tcBorders>
+              <w:top w:val="single" w:color="888888" w:sz="4"/>
+              <w:left w:val="single" w:color="888888" w:sz="4"/>
+              <w:bottom w:val="single" w:color="888888" w:sz="4"/>
+              <w:right w:val="single" w:color="888888" w:sz="4"/>
+            </w:tcBorders>
+            <w:tcMar>
+              <w:top w:type="dxa" w:w="80"/>
+              <w:left w:type="dxa" w:w="120"/>
+              <w:bottom w:type="dxa" w:w="80"/>
+              <w:right w:type="dxa" w:w="120"/>
+            </w:tcMar>
+          </w:tcPr>
+          <w:p>
+            <w:pPr>
+              <w:jc w:val="center"/>
+            </w:pPr>
+            <w:r>
+              <w:rPr>
+                <w:b w:val="false"/>
+                <w:bCs w:val="false"/>
+                <w:sz w:val="20"/>
+                <w:szCs w:val="20"/>
+              </w:rPr>
+              <w:t>0.781</w:t>
             </w:r>
           </w:p>
         </w:tc>
@@ -2510,7 +2510,7 @@
                 <w:sz w:val="20"/>
                 <w:szCs w:val="20"/>
               </w:rPr>
-              <w:t xml:space="preserve">0.038</w:t>
+              <w:t>0.042</w:t>
             </w:r>
           </w:p>
         </w:tc>
@@ -2543,7 +2543,7 @@
                 <w:sz w:val="20"/>
                 <w:szCs w:val="20"/>
               </w:rPr>
-              <w:t xml:space="preserve">&gt;= 0.15</w:t>
+              <w:t>&gt;= 0.15</w:t>
             </w:r>
           </w:p>
         </w:tc>
@@ -2574,100 +2574,100 @@
                 <w:sz w:val="20"/>
                 <w:szCs w:val="20"/>
               </w:rPr>
-              <w:t xml:space="preserve">&gt;= 1e-5</w:t>
-            </w:r>
-          </w:p>
-        </w:tc>
-        <w:tc>
-          <w:tcPr>
-            <w:tcW w:type="dxa" w:w="1700"/>
-            <w:tcBorders>
-              <w:top w:val="single" w:color="888888" w:sz="4"/>
-              <w:left w:val="single" w:color="888888" w:sz="4"/>
-              <w:bottom w:val="single" w:color="888888" w:sz="4"/>
-              <w:right w:val="single" w:color="888888" w:sz="4"/>
-            </w:tcBorders>
-            <w:tcMar>
-              <w:top w:type="dxa" w:w="80"/>
-              <w:left w:type="dxa" w:w="120"/>
-              <w:bottom w:type="dxa" w:w="80"/>
-              <w:right w:type="dxa" w:w="120"/>
-            </w:tcMar>
-          </w:tcPr>
-          <w:p>
-            <w:pPr>
-              <w:jc w:val="center"/>
-            </w:pPr>
-            <w:r>
-              <w:rPr>
-                <w:b w:val="false"/>
-                <w:bCs w:val="false"/>
-                <w:sz w:val="20"/>
-                <w:szCs w:val="20"/>
-              </w:rPr>
-              <w:t xml:space="preserve">316</w:t>
-            </w:r>
-          </w:p>
-        </w:tc>
-        <w:tc>
-          <w:tcPr>
-            <w:tcW w:type="dxa" w:w="1700"/>
-            <w:tcBorders>
-              <w:top w:val="single" w:color="888888" w:sz="4"/>
-              <w:left w:val="single" w:color="888888" w:sz="4"/>
-              <w:bottom w:val="single" w:color="888888" w:sz="4"/>
-              <w:right w:val="single" w:color="888888" w:sz="4"/>
-            </w:tcBorders>
-            <w:tcMar>
-              <w:top w:type="dxa" w:w="80"/>
-              <w:left w:type="dxa" w:w="120"/>
-              <w:bottom w:type="dxa" w:w="80"/>
-              <w:right w:type="dxa" w:w="120"/>
-            </w:tcMar>
-          </w:tcPr>
-          <w:p>
-            <w:pPr>
-              <w:jc w:val="center"/>
-            </w:pPr>
-            <w:r>
-              <w:rPr>
-                <w:b w:val="false"/>
-                <w:bCs w:val="false"/>
-                <w:sz w:val="20"/>
-                <w:szCs w:val="20"/>
-              </w:rPr>
-              <w:t xml:space="preserve">563</w:t>
-            </w:r>
-          </w:p>
-        </w:tc>
-        <w:tc>
-          <w:tcPr>
-            <w:tcW w:type="dxa" w:w="1700"/>
-            <w:tcBorders>
-              <w:top w:val="single" w:color="888888" w:sz="4"/>
-              <w:left w:val="single" w:color="888888" w:sz="4"/>
-              <w:bottom w:val="single" w:color="888888" w:sz="4"/>
-              <w:right w:val="single" w:color="888888" w:sz="4"/>
-            </w:tcBorders>
-            <w:tcMar>
-              <w:top w:type="dxa" w:w="80"/>
-              <w:left w:type="dxa" w:w="120"/>
-              <w:bottom w:type="dxa" w:w="80"/>
-              <w:right w:type="dxa" w:w="120"/>
-            </w:tcMar>
-          </w:tcPr>
-          <w:p>
-            <w:pPr>
-              <w:jc w:val="center"/>
-            </w:pPr>
-            <w:r>
-              <w:rPr>
-                <w:b w:val="false"/>
-                <w:bCs w:val="false"/>
-                <w:sz w:val="20"/>
-                <w:szCs w:val="20"/>
-              </w:rPr>
-              <w:t xml:space="preserve">0.777</w:t>
+              <w:t>&gt;= 1e-5</w:t>
+            </w:r>
+          </w:p>
+        </w:tc>
+        <w:tc>
+          <w:tcPr>
+            <w:tcW w:type="dxa" w:w="1700"/>
+            <w:tcBorders>
+              <w:top w:val="single" w:color="888888" w:sz="4"/>
+              <w:left w:val="single" w:color="888888" w:sz="4"/>
+              <w:bottom w:val="single" w:color="888888" w:sz="4"/>
+              <w:right w:val="single" w:color="888888" w:sz="4"/>
+            </w:tcBorders>
+            <w:tcMar>
+              <w:top w:type="dxa" w:w="80"/>
+              <w:left w:type="dxa" w:w="120"/>
+              <w:bottom w:type="dxa" w:w="80"/>
+              <w:right w:type="dxa" w:w="120"/>
+            </w:tcMar>
+          </w:tcPr>
+          <w:p>
+            <w:pPr>
+              <w:jc w:val="center"/>
+            </w:pPr>
+            <w:r>
+              <w:rPr>
+                <w:b w:val="false"/>
+                <w:bCs w:val="false"/>
+                <w:sz w:val="20"/>
+                <w:szCs w:val="20"/>
+              </w:rPr>
+              <w:t>315</w:t>
+            </w:r>
+          </w:p>
+        </w:tc>
+        <w:tc>
+          <w:tcPr>
+            <w:tcW w:type="dxa" w:w="1700"/>
+            <w:tcBorders>
+              <w:top w:val="single" w:color="888888" w:sz="4"/>
+              <w:left w:val="single" w:color="888888" w:sz="4"/>
+              <w:bottom w:val="single" w:color="888888" w:sz="4"/>
+              <w:right w:val="single" w:color="888888" w:sz="4"/>
+            </w:tcBorders>
+            <w:tcMar>
+              <w:top w:type="dxa" w:w="80"/>
+              <w:left w:type="dxa" w:w="120"/>
+              <w:bottom w:type="dxa" w:w="80"/>
+              <w:right w:type="dxa" w:w="120"/>
+            </w:tcMar>
+          </w:tcPr>
+          <w:p>
+            <w:pPr>
+              <w:jc w:val="center"/>
+            </w:pPr>
+            <w:r>
+              <w:rPr>
+                <w:b w:val="false"/>
+                <w:bCs w:val="false"/>
+                <w:sz w:val="20"/>
+                <w:szCs w:val="20"/>
+              </w:rPr>
+              <w:t>562</w:t>
+            </w:r>
+          </w:p>
+        </w:tc>
+        <w:tc>
+          <w:tcPr>
+            <w:tcW w:type="dxa" w:w="1700"/>
+            <w:tcBorders>
+              <w:top w:val="single" w:color="888888" w:sz="4"/>
+              <w:left w:val="single" w:color="888888" w:sz="4"/>
+              <w:bottom w:val="single" w:color="888888" w:sz="4"/>
+              <w:right w:val="single" w:color="888888" w:sz="4"/>
+            </w:tcBorders>
+            <w:tcMar>
+              <w:top w:type="dxa" w:w="80"/>
+              <w:left w:type="dxa" w:w="120"/>
+              <w:bottom w:type="dxa" w:w="80"/>
+              <w:right w:type="dxa" w:w="120"/>
+            </w:tcMar>
+          </w:tcPr>
+          <w:p>
+            <w:pPr>
+              <w:jc w:val="center"/>
+            </w:pPr>
+            <w:r>
+              <w:rPr>
+                <w:b w:val="false"/>
+                <w:bCs w:val="false"/>
+                <w:sz w:val="20"/>
+                <w:szCs w:val="20"/>
+              </w:rPr>
+              <w:t>0.773</w:t>
             </w:r>
           </w:p>
         </w:tc>
@@ -2698,7 +2698,7 @@
                 <w:sz w:val="20"/>
                 <w:szCs w:val="20"/>
               </w:rPr>
-              <w:t xml:space="preserve">0.038</w:t>
+              <w:t>0.033</w:t>
             </w:r>
           </w:p>
         </w:tc>
@@ -2731,7 +2731,7 @@
                 <w:sz w:val="20"/>
                 <w:szCs w:val="20"/>
               </w:rPr>
-              <w:t xml:space="preserve">&gt;= 0.15</w:t>
+              <w:t>&gt;= 0.15</w:t>
             </w:r>
           </w:p>
         </w:tc>
@@ -2762,100 +2762,100 @@
                 <w:sz w:val="20"/>
                 <w:szCs w:val="20"/>
               </w:rPr>
-              <w:t xml:space="preserve">&gt;= 1e-4</w:t>
-            </w:r>
-          </w:p>
-        </w:tc>
-        <w:tc>
-          <w:tcPr>
-            <w:tcW w:type="dxa" w:w="1700"/>
-            <w:tcBorders>
-              <w:top w:val="single" w:color="888888" w:sz="4"/>
-              <w:left w:val="single" w:color="888888" w:sz="4"/>
-              <w:bottom w:val="single" w:color="888888" w:sz="4"/>
-              <w:right w:val="single" w:color="888888" w:sz="4"/>
-            </w:tcBorders>
-            <w:tcMar>
-              <w:top w:type="dxa" w:w="80"/>
-              <w:left w:type="dxa" w:w="120"/>
-              <w:bottom w:type="dxa" w:w="80"/>
-              <w:right w:type="dxa" w:w="120"/>
-            </w:tcMar>
-          </w:tcPr>
-          <w:p>
-            <w:pPr>
-              <w:jc w:val="center"/>
-            </w:pPr>
-            <w:r>
-              <w:rPr>
-                <w:b w:val="false"/>
-                <w:bCs w:val="false"/>
-                <w:sz w:val="20"/>
-                <w:szCs w:val="20"/>
-              </w:rPr>
-              <w:t xml:space="preserve">145</w:t>
-            </w:r>
-          </w:p>
-        </w:tc>
-        <w:tc>
-          <w:tcPr>
-            <w:tcW w:type="dxa" w:w="1700"/>
-            <w:tcBorders>
-              <w:top w:val="single" w:color="888888" w:sz="4"/>
-              <w:left w:val="single" w:color="888888" w:sz="4"/>
-              <w:bottom w:val="single" w:color="888888" w:sz="4"/>
-              <w:right w:val="single" w:color="888888" w:sz="4"/>
-            </w:tcBorders>
-            <w:tcMar>
-              <w:top w:type="dxa" w:w="80"/>
-              <w:left w:type="dxa" w:w="120"/>
-              <w:bottom w:type="dxa" w:w="80"/>
-              <w:right w:type="dxa" w:w="120"/>
-            </w:tcMar>
-          </w:tcPr>
-          <w:p>
-            <w:pPr>
-              <w:jc w:val="center"/>
-            </w:pPr>
-            <w:r>
-              <w:rPr>
-                <w:b w:val="false"/>
-                <w:bCs w:val="false"/>
-                <w:sz w:val="20"/>
-                <w:szCs w:val="20"/>
-              </w:rPr>
-              <w:t xml:space="preserve">392</w:t>
-            </w:r>
-          </w:p>
-        </w:tc>
-        <w:tc>
-          <w:tcPr>
-            <w:tcW w:type="dxa" w:w="1700"/>
-            <w:tcBorders>
-              <w:top w:val="single" w:color="888888" w:sz="4"/>
-              <w:left w:val="single" w:color="888888" w:sz="4"/>
-              <w:bottom w:val="single" w:color="888888" w:sz="4"/>
-              <w:right w:val="single" w:color="888888" w:sz="4"/>
-            </w:tcBorders>
-            <w:tcMar>
-              <w:top w:type="dxa" w:w="80"/>
-              <w:left w:type="dxa" w:w="120"/>
-              <w:bottom w:type="dxa" w:w="80"/>
-              <w:right w:type="dxa" w:w="120"/>
-            </w:tcMar>
-          </w:tcPr>
-          <w:p>
-            <w:pPr>
-              <w:jc w:val="center"/>
-            </w:pPr>
-            <w:r>
-              <w:rPr>
-                <w:b w:val="false"/>
-                <w:bCs w:val="false"/>
-                <w:sz w:val="20"/>
-                <w:szCs w:val="20"/>
-              </w:rPr>
-              <w:t xml:space="preserve">0.788</w:t>
+              <w:t>&gt;= 1e-4</w:t>
+            </w:r>
+          </w:p>
+        </w:tc>
+        <w:tc>
+          <w:tcPr>
+            <w:tcW w:type="dxa" w:w="1700"/>
+            <w:tcBorders>
+              <w:top w:val="single" w:color="888888" w:sz="4"/>
+              <w:left w:val="single" w:color="888888" w:sz="4"/>
+              <w:bottom w:val="single" w:color="888888" w:sz="4"/>
+              <w:right w:val="single" w:color="888888" w:sz="4"/>
+            </w:tcBorders>
+            <w:tcMar>
+              <w:top w:type="dxa" w:w="80"/>
+              <w:left w:type="dxa" w:w="120"/>
+              <w:bottom w:type="dxa" w:w="80"/>
+              <w:right w:type="dxa" w:w="120"/>
+            </w:tcMar>
+          </w:tcPr>
+          <w:p>
+            <w:pPr>
+              <w:jc w:val="center"/>
+            </w:pPr>
+            <w:r>
+              <w:rPr>
+                <w:b w:val="false"/>
+                <w:bCs w:val="false"/>
+                <w:sz w:val="20"/>
+                <w:szCs w:val="20"/>
+              </w:rPr>
+              <w:t>147</w:t>
+            </w:r>
+          </w:p>
+        </w:tc>
+        <w:tc>
+          <w:tcPr>
+            <w:tcW w:type="dxa" w:w="1700"/>
+            <w:tcBorders>
+              <w:top w:val="single" w:color="888888" w:sz="4"/>
+              <w:left w:val="single" w:color="888888" w:sz="4"/>
+              <w:bottom w:val="single" w:color="888888" w:sz="4"/>
+              <w:right w:val="single" w:color="888888" w:sz="4"/>
+            </w:tcBorders>
+            <w:tcMar>
+              <w:top w:type="dxa" w:w="80"/>
+              <w:left w:type="dxa" w:w="120"/>
+              <w:bottom w:type="dxa" w:w="80"/>
+              <w:right w:type="dxa" w:w="120"/>
+            </w:tcMar>
+          </w:tcPr>
+          <w:p>
+            <w:pPr>
+              <w:jc w:val="center"/>
+            </w:pPr>
+            <w:r>
+              <w:rPr>
+                <w:b w:val="false"/>
+                <w:bCs w:val="false"/>
+                <w:sz w:val="20"/>
+                <w:szCs w:val="20"/>
+              </w:rPr>
+              <w:t>394</w:t>
+            </w:r>
+          </w:p>
+        </w:tc>
+        <w:tc>
+          <w:tcPr>
+            <w:tcW w:type="dxa" w:w="1700"/>
+            <w:tcBorders>
+              <w:top w:val="single" w:color="888888" w:sz="4"/>
+              <w:left w:val="single" w:color="888888" w:sz="4"/>
+              <w:bottom w:val="single" w:color="888888" w:sz="4"/>
+              <w:right w:val="single" w:color="888888" w:sz="4"/>
+            </w:tcBorders>
+            <w:tcMar>
+              <w:top w:type="dxa" w:w="80"/>
+              <w:left w:type="dxa" w:w="120"/>
+              <w:bottom w:type="dxa" w:w="80"/>
+              <w:right w:type="dxa" w:w="120"/>
+            </w:tcMar>
+          </w:tcPr>
+          <w:p>
+            <w:pPr>
+              <w:jc w:val="center"/>
+            </w:pPr>
+            <w:r>
+              <w:rPr>
+                <w:b w:val="false"/>
+                <w:bCs w:val="false"/>
+                <w:sz w:val="20"/>
+                <w:szCs w:val="20"/>
+              </w:rPr>
+              <w:t>0.783</w:t>
             </w:r>
           </w:p>
         </w:tc>
@@ -2886,7 +2886,7 @@
                 <w:sz w:val="20"/>
                 <w:szCs w:val="20"/>
               </w:rPr>
-              <w:t xml:space="preserve">0.034</w:t>
+              <w:t>0.037</w:t>
             </w:r>
           </w:p>
         </w:tc>
@@ -2919,7 +2919,7 @@
                 <w:sz w:val="20"/>
                 <w:szCs w:val="20"/>
               </w:rPr>
-              <w:t xml:space="preserve">&gt;= 0.15</w:t>
+              <w:t>&gt;= 0.15</w:t>
             </w:r>
           </w:p>
         </w:tc>
@@ -2950,100 +2950,100 @@
                 <w:sz w:val="20"/>
                 <w:szCs w:val="20"/>
               </w:rPr>
-              <w:t xml:space="preserve">&gt;= 1e-3</w:t>
-            </w:r>
-          </w:p>
-        </w:tc>
-        <w:tc>
-          <w:tcPr>
-            <w:tcW w:type="dxa" w:w="1700"/>
-            <w:tcBorders>
-              <w:top w:val="single" w:color="888888" w:sz="4"/>
-              <w:left w:val="single" w:color="888888" w:sz="4"/>
-              <w:bottom w:val="single" w:color="888888" w:sz="4"/>
-              <w:right w:val="single" w:color="888888" w:sz="4"/>
-            </w:tcBorders>
-            <w:tcMar>
-              <w:top w:type="dxa" w:w="80"/>
-              <w:left w:type="dxa" w:w="120"/>
-              <w:bottom w:type="dxa" w:w="80"/>
-              <w:right w:type="dxa" w:w="120"/>
-            </w:tcMar>
-          </w:tcPr>
-          <w:p>
-            <w:pPr>
-              <w:jc w:val="center"/>
-            </w:pPr>
-            <w:r>
-              <w:rPr>
-                <w:b w:val="false"/>
-                <w:bCs w:val="false"/>
-                <w:sz w:val="20"/>
-                <w:szCs w:val="20"/>
-              </w:rPr>
-              <w:t xml:space="preserve">2</w:t>
-            </w:r>
-          </w:p>
-        </w:tc>
-        <w:tc>
-          <w:tcPr>
-            <w:tcW w:type="dxa" w:w="1700"/>
-            <w:tcBorders>
-              <w:top w:val="single" w:color="888888" w:sz="4"/>
-              <w:left w:val="single" w:color="888888" w:sz="4"/>
-              <w:bottom w:val="single" w:color="888888" w:sz="4"/>
-              <w:right w:val="single" w:color="888888" w:sz="4"/>
-            </w:tcBorders>
-            <w:tcMar>
-              <w:top w:type="dxa" w:w="80"/>
-              <w:left w:type="dxa" w:w="120"/>
-              <w:bottom w:type="dxa" w:w="80"/>
-              <w:right w:type="dxa" w:w="120"/>
-            </w:tcMar>
-          </w:tcPr>
-          <w:p>
-            <w:pPr>
-              <w:jc w:val="center"/>
-            </w:pPr>
-            <w:r>
-              <w:rPr>
-                <w:b w:val="false"/>
-                <w:bCs w:val="false"/>
-                <w:sz w:val="20"/>
-                <w:szCs w:val="20"/>
-              </w:rPr>
-              <w:t xml:space="preserve">249</w:t>
-            </w:r>
-          </w:p>
-        </w:tc>
-        <w:tc>
-          <w:tcPr>
-            <w:tcW w:type="dxa" w:w="1700"/>
-            <w:tcBorders>
-              <w:top w:val="single" w:color="888888" w:sz="4"/>
-              <w:left w:val="single" w:color="888888" w:sz="4"/>
-              <w:bottom w:val="single" w:color="888888" w:sz="4"/>
-              <w:right w:val="single" w:color="888888" w:sz="4"/>
-            </w:tcBorders>
-            <w:tcMar>
-              <w:top w:type="dxa" w:w="80"/>
-              <w:left w:type="dxa" w:w="120"/>
-              <w:bottom w:type="dxa" w:w="80"/>
-              <w:right w:type="dxa" w:w="120"/>
-            </w:tcMar>
-          </w:tcPr>
-          <w:p>
-            <w:pPr>
-              <w:jc w:val="center"/>
-            </w:pPr>
-            <w:r>
-              <w:rPr>
-                <w:b w:val="false"/>
-                <w:bCs w:val="false"/>
-                <w:sz w:val="20"/>
-                <w:szCs w:val="20"/>
-              </w:rPr>
-              <w:t xml:space="preserve">0.811</w:t>
+              <w:t>&gt;= 1e-3</w:t>
+            </w:r>
+          </w:p>
+        </w:tc>
+        <w:tc>
+          <w:tcPr>
+            <w:tcW w:type="dxa" w:w="1700"/>
+            <w:tcBorders>
+              <w:top w:val="single" w:color="888888" w:sz="4"/>
+              <w:left w:val="single" w:color="888888" w:sz="4"/>
+              <w:bottom w:val="single" w:color="888888" w:sz="4"/>
+              <w:right w:val="single" w:color="888888" w:sz="4"/>
+            </w:tcBorders>
+            <w:tcMar>
+              <w:top w:type="dxa" w:w="80"/>
+              <w:left w:type="dxa" w:w="120"/>
+              <w:bottom w:type="dxa" w:w="80"/>
+              <w:right w:type="dxa" w:w="120"/>
+            </w:tcMar>
+          </w:tcPr>
+          <w:p>
+            <w:pPr>
+              <w:jc w:val="center"/>
+            </w:pPr>
+            <w:r>
+              <w:rPr>
+                <w:b w:val="false"/>
+                <w:bCs w:val="false"/>
+                <w:sz w:val="20"/>
+                <w:szCs w:val="20"/>
+              </w:rPr>
+              <w:t>2</w:t>
+            </w:r>
+          </w:p>
+        </w:tc>
+        <w:tc>
+          <w:tcPr>
+            <w:tcW w:type="dxa" w:w="1700"/>
+            <w:tcBorders>
+              <w:top w:val="single" w:color="888888" w:sz="4"/>
+              <w:left w:val="single" w:color="888888" w:sz="4"/>
+              <w:bottom w:val="single" w:color="888888" w:sz="4"/>
+              <w:right w:val="single" w:color="888888" w:sz="4"/>
+            </w:tcBorders>
+            <w:tcMar>
+              <w:top w:type="dxa" w:w="80"/>
+              <w:left w:type="dxa" w:w="120"/>
+              <w:bottom w:type="dxa" w:w="80"/>
+              <w:right w:type="dxa" w:w="120"/>
+            </w:tcMar>
+          </w:tcPr>
+          <w:p>
+            <w:pPr>
+              <w:jc w:val="center"/>
+            </w:pPr>
+            <w:r>
+              <w:rPr>
+                <w:b w:val="false"/>
+                <w:bCs w:val="false"/>
+                <w:sz w:val="20"/>
+                <w:szCs w:val="20"/>
+              </w:rPr>
+              <w:t>249</w:t>
+            </w:r>
+          </w:p>
+        </w:tc>
+        <w:tc>
+          <w:tcPr>
+            <w:tcW w:type="dxa" w:w="1700"/>
+            <w:tcBorders>
+              <w:top w:val="single" w:color="888888" w:sz="4"/>
+              <w:left w:val="single" w:color="888888" w:sz="4"/>
+              <w:bottom w:val="single" w:color="888888" w:sz="4"/>
+              <w:right w:val="single" w:color="888888" w:sz="4"/>
+            </w:tcBorders>
+            <w:tcMar>
+              <w:top w:type="dxa" w:w="80"/>
+              <w:left w:type="dxa" w:w="120"/>
+              <w:bottom w:type="dxa" w:w="80"/>
+              <w:right w:type="dxa" w:w="120"/>
+            </w:tcMar>
+          </w:tcPr>
+          <w:p>
+            <w:pPr>
+              <w:jc w:val="center"/>
+            </w:pPr>
+            <w:r>
+              <w:rPr>
+                <w:b w:val="false"/>
+                <w:bCs w:val="false"/>
+                <w:sz w:val="20"/>
+                <w:szCs w:val="20"/>
+              </w:rPr>
+              <w:t>0.811</w:t>
             </w:r>
           </w:p>
         </w:tc>
@@ -3074,7 +3074,7 @@
                 <w:sz w:val="20"/>
                 <w:szCs w:val="20"/>
               </w:rPr>
-              <w:t xml:space="preserve">0.045</w:t>
+              <w:t>0.045</w:t>
             </w:r>
           </w:p>
         </w:tc>
@@ -3107,7 +3107,7 @@
                 <w:sz w:val="20"/>
                 <w:szCs w:val="20"/>
               </w:rPr>
-              <w:t xml:space="preserve">&gt;= 0.20</w:t>
+              <w:t>&gt;= 0.2</w:t>
             </w:r>
           </w:p>
         </w:tc>
@@ -3138,100 +3138,100 @@
                 <w:sz w:val="20"/>
                 <w:szCs w:val="20"/>
               </w:rPr>
-              <w:t xml:space="preserve">&gt;= 1e-7</w:t>
-            </w:r>
-          </w:p>
-        </w:tc>
-        <w:tc>
-          <w:tcPr>
-            <w:tcW w:type="dxa" w:w="1700"/>
-            <w:tcBorders>
-              <w:top w:val="single" w:color="888888" w:sz="4"/>
-              <w:left w:val="single" w:color="888888" w:sz="4"/>
-              <w:bottom w:val="single" w:color="888888" w:sz="4"/>
-              <w:right w:val="single" w:color="888888" w:sz="4"/>
-            </w:tcBorders>
-            <w:tcMar>
-              <w:top w:type="dxa" w:w="80"/>
-              <w:left w:type="dxa" w:w="120"/>
-              <w:bottom w:type="dxa" w:w="80"/>
-              <w:right w:type="dxa" w:w="120"/>
-            </w:tcMar>
-          </w:tcPr>
-          <w:p>
-            <w:pPr>
-              <w:jc w:val="center"/>
-            </w:pPr>
-            <w:r>
-              <w:rPr>
-                <w:b w:val="false"/>
-                <w:bCs w:val="false"/>
-                <w:sz w:val="20"/>
-                <w:szCs w:val="20"/>
-              </w:rPr>
-              <w:t xml:space="preserve">395</w:t>
-            </w:r>
-          </w:p>
-        </w:tc>
-        <w:tc>
-          <w:tcPr>
-            <w:tcW w:type="dxa" w:w="1700"/>
-            <w:tcBorders>
-              <w:top w:val="single" w:color="888888" w:sz="4"/>
-              <w:left w:val="single" w:color="888888" w:sz="4"/>
-              <w:bottom w:val="single" w:color="888888" w:sz="4"/>
-              <w:right w:val="single" w:color="888888" w:sz="4"/>
-            </w:tcBorders>
-            <w:tcMar>
-              <w:top w:type="dxa" w:w="80"/>
-              <w:left w:type="dxa" w:w="120"/>
-              <w:bottom w:type="dxa" w:w="80"/>
-              <w:right w:type="dxa" w:w="120"/>
-            </w:tcMar>
-          </w:tcPr>
-          <w:p>
-            <w:pPr>
-              <w:jc w:val="center"/>
-            </w:pPr>
-            <w:r>
-              <w:rPr>
-                <w:b w:val="false"/>
-                <w:bCs w:val="false"/>
-                <w:sz w:val="20"/>
-                <w:szCs w:val="20"/>
-              </w:rPr>
-              <w:t xml:space="preserve">642</w:t>
-            </w:r>
-          </w:p>
-        </w:tc>
-        <w:tc>
-          <w:tcPr>
-            <w:tcW w:type="dxa" w:w="1700"/>
-            <w:tcBorders>
-              <w:top w:val="single" w:color="888888" w:sz="4"/>
-              <w:left w:val="single" w:color="888888" w:sz="4"/>
-              <w:bottom w:val="single" w:color="888888" w:sz="4"/>
-              <w:right w:val="single" w:color="888888" w:sz="4"/>
-            </w:tcBorders>
-            <w:tcMar>
-              <w:top w:type="dxa" w:w="80"/>
-              <w:left w:type="dxa" w:w="120"/>
-              <w:bottom w:type="dxa" w:w="80"/>
-              <w:right w:type="dxa" w:w="120"/>
-            </w:tcMar>
-          </w:tcPr>
-          <w:p>
-            <w:pPr>
-              <w:jc w:val="center"/>
-            </w:pPr>
-            <w:r>
-              <w:rPr>
-                <w:b w:val="false"/>
-                <w:bCs w:val="false"/>
-                <w:sz w:val="20"/>
-                <w:szCs w:val="20"/>
-              </w:rPr>
-              <w:t xml:space="preserve">0.783</w:t>
+              <w:t>&gt;= 1e-7</w:t>
+            </w:r>
+          </w:p>
+        </w:tc>
+        <w:tc>
+          <w:tcPr>
+            <w:tcW w:type="dxa" w:w="1700"/>
+            <w:tcBorders>
+              <w:top w:val="single" w:color="888888" w:sz="4"/>
+              <w:left w:val="single" w:color="888888" w:sz="4"/>
+              <w:bottom w:val="single" w:color="888888" w:sz="4"/>
+              <w:right w:val="single" w:color="888888" w:sz="4"/>
+            </w:tcBorders>
+            <w:tcMar>
+              <w:top w:type="dxa" w:w="80"/>
+              <w:left w:type="dxa" w:w="120"/>
+              <w:bottom w:type="dxa" w:w="80"/>
+              <w:right w:type="dxa" w:w="120"/>
+            </w:tcMar>
+          </w:tcPr>
+          <w:p>
+            <w:pPr>
+              <w:jc w:val="center"/>
+            </w:pPr>
+            <w:r>
+              <w:rPr>
+                <w:b w:val="false"/>
+                <w:bCs w:val="false"/>
+                <w:sz w:val="20"/>
+                <w:szCs w:val="20"/>
+              </w:rPr>
+              <w:t>396</w:t>
+            </w:r>
+          </w:p>
+        </w:tc>
+        <w:tc>
+          <w:tcPr>
+            <w:tcW w:type="dxa" w:w="1700"/>
+            <w:tcBorders>
+              <w:top w:val="single" w:color="888888" w:sz="4"/>
+              <w:left w:val="single" w:color="888888" w:sz="4"/>
+              <w:bottom w:val="single" w:color="888888" w:sz="4"/>
+              <w:right w:val="single" w:color="888888" w:sz="4"/>
+            </w:tcBorders>
+            <w:tcMar>
+              <w:top w:type="dxa" w:w="80"/>
+              <w:left w:type="dxa" w:w="120"/>
+              <w:bottom w:type="dxa" w:w="80"/>
+              <w:right w:type="dxa" w:w="120"/>
+            </w:tcMar>
+          </w:tcPr>
+          <w:p>
+            <w:pPr>
+              <w:jc w:val="center"/>
+            </w:pPr>
+            <w:r>
+              <w:rPr>
+                <w:b w:val="false"/>
+                <w:bCs w:val="false"/>
+                <w:sz w:val="20"/>
+                <w:szCs w:val="20"/>
+              </w:rPr>
+              <w:t>643</w:t>
+            </w:r>
+          </w:p>
+        </w:tc>
+        <w:tc>
+          <w:tcPr>
+            <w:tcW w:type="dxa" w:w="1700"/>
+            <w:tcBorders>
+              <w:top w:val="single" w:color="888888" w:sz="4"/>
+              <w:left w:val="single" w:color="888888" w:sz="4"/>
+              <w:bottom w:val="single" w:color="888888" w:sz="4"/>
+              <w:right w:val="single" w:color="888888" w:sz="4"/>
+            </w:tcBorders>
+            <w:tcMar>
+              <w:top w:type="dxa" w:w="80"/>
+              <w:left w:type="dxa" w:w="120"/>
+              <w:bottom w:type="dxa" w:w="80"/>
+              <w:right w:type="dxa" w:w="120"/>
+            </w:tcMar>
+          </w:tcPr>
+          <w:p>
+            <w:pPr>
+              <w:jc w:val="center"/>
+            </w:pPr>
+            <w:r>
+              <w:rPr>
+                <w:b w:val="false"/>
+                <w:bCs w:val="false"/>
+                <w:sz w:val="20"/>
+                <w:szCs w:val="20"/>
+              </w:rPr>
+              <w:t>0.784</w:t>
             </w:r>
           </w:p>
         </w:tc>
@@ -3262,7 +3262,7 @@
                 <w:sz w:val="20"/>
                 <w:szCs w:val="20"/>
               </w:rPr>
-              <w:t xml:space="preserve">0.034</w:t>
+              <w:t>0.036</w:t>
             </w:r>
           </w:p>
         </w:tc>
@@ -3295,7 +3295,7 @@
                 <w:sz w:val="20"/>
                 <w:szCs w:val="20"/>
               </w:rPr>
-              <w:t xml:space="preserve">&gt;= 0.20</w:t>
+              <w:t>&gt;= 0.2</w:t>
             </w:r>
           </w:p>
         </w:tc>
@@ -3326,100 +3326,100 @@
                 <w:sz w:val="20"/>
                 <w:szCs w:val="20"/>
               </w:rPr>
-              <w:t xml:space="preserve">&gt;= 1e-6</w:t>
-            </w:r>
-          </w:p>
-        </w:tc>
-        <w:tc>
-          <w:tcPr>
-            <w:tcW w:type="dxa" w:w="1700"/>
-            <w:tcBorders>
-              <w:top w:val="single" w:color="888888" w:sz="4"/>
-              <w:left w:val="single" w:color="888888" w:sz="4"/>
-              <w:bottom w:val="single" w:color="888888" w:sz="4"/>
-              <w:right w:val="single" w:color="888888" w:sz="4"/>
-            </w:tcBorders>
-            <w:tcMar>
-              <w:top w:type="dxa" w:w="80"/>
-              <w:left w:type="dxa" w:w="120"/>
-              <w:bottom w:type="dxa" w:w="80"/>
-              <w:right w:type="dxa" w:w="120"/>
-            </w:tcMar>
-          </w:tcPr>
-          <w:p>
-            <w:pPr>
-              <w:jc w:val="center"/>
-            </w:pPr>
-            <w:r>
-              <w:rPr>
-                <w:b w:val="false"/>
-                <w:bCs w:val="false"/>
-                <w:sz w:val="20"/>
-                <w:szCs w:val="20"/>
-              </w:rPr>
-              <w:t xml:space="preserve">390</w:t>
-            </w:r>
-          </w:p>
-        </w:tc>
-        <w:tc>
-          <w:tcPr>
-            <w:tcW w:type="dxa" w:w="1700"/>
-            <w:tcBorders>
-              <w:top w:val="single" w:color="888888" w:sz="4"/>
-              <w:left w:val="single" w:color="888888" w:sz="4"/>
-              <w:bottom w:val="single" w:color="888888" w:sz="4"/>
-              <w:right w:val="single" w:color="888888" w:sz="4"/>
-            </w:tcBorders>
-            <w:tcMar>
-              <w:top w:type="dxa" w:w="80"/>
-              <w:left w:type="dxa" w:w="120"/>
-              <w:bottom w:type="dxa" w:w="80"/>
-              <w:right w:type="dxa" w:w="120"/>
-            </w:tcMar>
-          </w:tcPr>
-          <w:p>
-            <w:pPr>
-              <w:jc w:val="center"/>
-            </w:pPr>
-            <w:r>
-              <w:rPr>
-                <w:b w:val="false"/>
-                <w:bCs w:val="false"/>
-                <w:sz w:val="20"/>
-                <w:szCs w:val="20"/>
-              </w:rPr>
-              <w:t xml:space="preserve">637</w:t>
-            </w:r>
-          </w:p>
-        </w:tc>
-        <w:tc>
-          <w:tcPr>
-            <w:tcW w:type="dxa" w:w="1700"/>
-            <w:tcBorders>
-              <w:top w:val="single" w:color="888888" w:sz="4"/>
-              <w:left w:val="single" w:color="888888" w:sz="4"/>
-              <w:bottom w:val="single" w:color="888888" w:sz="4"/>
-              <w:right w:val="single" w:color="888888" w:sz="4"/>
-            </w:tcBorders>
-            <w:tcMar>
-              <w:top w:type="dxa" w:w="80"/>
-              <w:left w:type="dxa" w:w="120"/>
-              <w:bottom w:type="dxa" w:w="80"/>
-              <w:right w:type="dxa" w:w="120"/>
-            </w:tcMar>
-          </w:tcPr>
-          <w:p>
-            <w:pPr>
-              <w:jc w:val="center"/>
-            </w:pPr>
-            <w:r>
-              <w:rPr>
-                <w:b w:val="false"/>
-                <w:bCs w:val="false"/>
-                <w:sz w:val="20"/>
-                <w:szCs w:val="20"/>
-              </w:rPr>
-              <w:t xml:space="preserve">0.788</w:t>
+              <w:t>&gt;= 1e-6</w:t>
+            </w:r>
+          </w:p>
+        </w:tc>
+        <w:tc>
+          <w:tcPr>
+            <w:tcW w:type="dxa" w:w="1700"/>
+            <w:tcBorders>
+              <w:top w:val="single" w:color="888888" w:sz="4"/>
+              <w:left w:val="single" w:color="888888" w:sz="4"/>
+              <w:bottom w:val="single" w:color="888888" w:sz="4"/>
+              <w:right w:val="single" w:color="888888" w:sz="4"/>
+            </w:tcBorders>
+            <w:tcMar>
+              <w:top w:type="dxa" w:w="80"/>
+              <w:left w:type="dxa" w:w="120"/>
+              <w:bottom w:type="dxa" w:w="80"/>
+              <w:right w:type="dxa" w:w="120"/>
+            </w:tcMar>
+          </w:tcPr>
+          <w:p>
+            <w:pPr>
+              <w:jc w:val="center"/>
+            </w:pPr>
+            <w:r>
+              <w:rPr>
+                <w:b w:val="false"/>
+                <w:bCs w:val="false"/>
+                <w:sz w:val="20"/>
+                <w:szCs w:val="20"/>
+              </w:rPr>
+              <w:t>390</w:t>
+            </w:r>
+          </w:p>
+        </w:tc>
+        <w:tc>
+          <w:tcPr>
+            <w:tcW w:type="dxa" w:w="1700"/>
+            <w:tcBorders>
+              <w:top w:val="single" w:color="888888" w:sz="4"/>
+              <w:left w:val="single" w:color="888888" w:sz="4"/>
+              <w:bottom w:val="single" w:color="888888" w:sz="4"/>
+              <w:right w:val="single" w:color="888888" w:sz="4"/>
+            </w:tcBorders>
+            <w:tcMar>
+              <w:top w:type="dxa" w:w="80"/>
+              <w:left w:type="dxa" w:w="120"/>
+              <w:bottom w:type="dxa" w:w="80"/>
+              <w:right w:type="dxa" w:w="120"/>
+            </w:tcMar>
+          </w:tcPr>
+          <w:p>
+            <w:pPr>
+              <w:jc w:val="center"/>
+            </w:pPr>
+            <w:r>
+              <w:rPr>
+                <w:b w:val="false"/>
+                <w:bCs w:val="false"/>
+                <w:sz w:val="20"/>
+                <w:szCs w:val="20"/>
+              </w:rPr>
+              <w:t>637</w:t>
+            </w:r>
+          </w:p>
+        </w:tc>
+        <w:tc>
+          <w:tcPr>
+            <w:tcW w:type="dxa" w:w="1700"/>
+            <w:tcBorders>
+              <w:top w:val="single" w:color="888888" w:sz="4"/>
+              <w:left w:val="single" w:color="888888" w:sz="4"/>
+              <w:bottom w:val="single" w:color="888888" w:sz="4"/>
+              <w:right w:val="single" w:color="888888" w:sz="4"/>
+            </w:tcBorders>
+            <w:tcMar>
+              <w:top w:type="dxa" w:w="80"/>
+              <w:left w:type="dxa" w:w="120"/>
+              <w:bottom w:type="dxa" w:w="80"/>
+              <w:right w:type="dxa" w:w="120"/>
+            </w:tcMar>
+          </w:tcPr>
+          <w:p>
+            <w:pPr>
+              <w:jc w:val="center"/>
+            </w:pPr>
+            <w:r>
+              <w:rPr>
+                <w:b w:val="false"/>
+                <w:bCs w:val="false"/>
+                <w:sz w:val="20"/>
+                <w:szCs w:val="20"/>
+              </w:rPr>
+              <w:t>0.779</w:t>
             </w:r>
           </w:p>
         </w:tc>
@@ -3450,7 +3450,7 @@
                 <w:sz w:val="20"/>
                 <w:szCs w:val="20"/>
               </w:rPr>
-              <w:t xml:space="preserve">0.027</w:t>
+              <w:t>0.042</w:t>
             </w:r>
           </w:p>
         </w:tc>
@@ -3483,7 +3483,7 @@
                 <w:sz w:val="20"/>
                 <w:szCs w:val="20"/>
               </w:rPr>
-              <w:t xml:space="preserve">&gt;= 0.20</w:t>
+              <w:t>&gt;= 0.2</w:t>
             </w:r>
           </w:p>
         </w:tc>
@@ -3514,100 +3514,100 @@
                 <w:sz w:val="20"/>
                 <w:szCs w:val="20"/>
               </w:rPr>
-              <w:t xml:space="preserve">&gt;= 1e-5</w:t>
-            </w:r>
-          </w:p>
-        </w:tc>
-        <w:tc>
-          <w:tcPr>
-            <w:tcW w:type="dxa" w:w="1700"/>
-            <w:tcBorders>
-              <w:top w:val="single" w:color="888888" w:sz="4"/>
-              <w:left w:val="single" w:color="888888" w:sz="4"/>
-              <w:bottom w:val="single" w:color="888888" w:sz="4"/>
-              <w:right w:val="single" w:color="888888" w:sz="4"/>
-            </w:tcBorders>
-            <w:tcMar>
-              <w:top w:type="dxa" w:w="80"/>
-              <w:left w:type="dxa" w:w="120"/>
-              <w:bottom w:type="dxa" w:w="80"/>
-              <w:right w:type="dxa" w:w="120"/>
-            </w:tcMar>
-          </w:tcPr>
-          <w:p>
-            <w:pPr>
-              <w:jc w:val="center"/>
-            </w:pPr>
-            <w:r>
-              <w:rPr>
-                <w:b w:val="false"/>
-                <w:bCs w:val="false"/>
-                <w:sz w:val="20"/>
-                <w:szCs w:val="20"/>
-              </w:rPr>
-              <w:t xml:space="preserve">316</w:t>
-            </w:r>
-          </w:p>
-        </w:tc>
-        <w:tc>
-          <w:tcPr>
-            <w:tcW w:type="dxa" w:w="1700"/>
-            <w:tcBorders>
-              <w:top w:val="single" w:color="888888" w:sz="4"/>
-              <w:left w:val="single" w:color="888888" w:sz="4"/>
-              <w:bottom w:val="single" w:color="888888" w:sz="4"/>
-              <w:right w:val="single" w:color="888888" w:sz="4"/>
-            </w:tcBorders>
-            <w:tcMar>
-              <w:top w:type="dxa" w:w="80"/>
-              <w:left w:type="dxa" w:w="120"/>
-              <w:bottom w:type="dxa" w:w="80"/>
-              <w:right w:type="dxa" w:w="120"/>
-            </w:tcMar>
-          </w:tcPr>
-          <w:p>
-            <w:pPr>
-              <w:jc w:val="center"/>
-            </w:pPr>
-            <w:r>
-              <w:rPr>
-                <w:b w:val="false"/>
-                <w:bCs w:val="false"/>
-                <w:sz w:val="20"/>
-                <w:szCs w:val="20"/>
-              </w:rPr>
-              <w:t xml:space="preserve">563</w:t>
-            </w:r>
-          </w:p>
-        </w:tc>
-        <w:tc>
-          <w:tcPr>
-            <w:tcW w:type="dxa" w:w="1700"/>
-            <w:tcBorders>
-              <w:top w:val="single" w:color="888888" w:sz="4"/>
-              <w:left w:val="single" w:color="888888" w:sz="4"/>
-              <w:bottom w:val="single" w:color="888888" w:sz="4"/>
-              <w:right w:val="single" w:color="888888" w:sz="4"/>
-            </w:tcBorders>
-            <w:tcMar>
-              <w:top w:type="dxa" w:w="80"/>
-              <w:left w:type="dxa" w:w="120"/>
-              <w:bottom w:type="dxa" w:w="80"/>
-              <w:right w:type="dxa" w:w="120"/>
-            </w:tcMar>
-          </w:tcPr>
-          <w:p>
-            <w:pPr>
-              <w:jc w:val="center"/>
-            </w:pPr>
-            <w:r>
-              <w:rPr>
-                <w:b w:val="false"/>
-                <w:bCs w:val="false"/>
-                <w:sz w:val="20"/>
-                <w:szCs w:val="20"/>
-              </w:rPr>
-              <w:t xml:space="preserve">0.777</w:t>
+              <w:t>&gt;= 1e-5</w:t>
+            </w:r>
+          </w:p>
+        </w:tc>
+        <w:tc>
+          <w:tcPr>
+            <w:tcW w:type="dxa" w:w="1700"/>
+            <w:tcBorders>
+              <w:top w:val="single" w:color="888888" w:sz="4"/>
+              <w:left w:val="single" w:color="888888" w:sz="4"/>
+              <w:bottom w:val="single" w:color="888888" w:sz="4"/>
+              <w:right w:val="single" w:color="888888" w:sz="4"/>
+            </w:tcBorders>
+            <w:tcMar>
+              <w:top w:type="dxa" w:w="80"/>
+              <w:left w:type="dxa" w:w="120"/>
+              <w:bottom w:type="dxa" w:w="80"/>
+              <w:right w:type="dxa" w:w="120"/>
+            </w:tcMar>
+          </w:tcPr>
+          <w:p>
+            <w:pPr>
+              <w:jc w:val="center"/>
+            </w:pPr>
+            <w:r>
+              <w:rPr>
+                <w:b w:val="false"/>
+                <w:bCs w:val="false"/>
+                <w:sz w:val="20"/>
+                <w:szCs w:val="20"/>
+              </w:rPr>
+              <w:t>315</w:t>
+            </w:r>
+          </w:p>
+        </w:tc>
+        <w:tc>
+          <w:tcPr>
+            <w:tcW w:type="dxa" w:w="1700"/>
+            <w:tcBorders>
+              <w:top w:val="single" w:color="888888" w:sz="4"/>
+              <w:left w:val="single" w:color="888888" w:sz="4"/>
+              <w:bottom w:val="single" w:color="888888" w:sz="4"/>
+              <w:right w:val="single" w:color="888888" w:sz="4"/>
+            </w:tcBorders>
+            <w:tcMar>
+              <w:top w:type="dxa" w:w="80"/>
+              <w:left w:type="dxa" w:w="120"/>
+              <w:bottom w:type="dxa" w:w="80"/>
+              <w:right w:type="dxa" w:w="120"/>
+            </w:tcMar>
+          </w:tcPr>
+          <w:p>
+            <w:pPr>
+              <w:jc w:val="center"/>
+            </w:pPr>
+            <w:r>
+              <w:rPr>
+                <w:b w:val="false"/>
+                <w:bCs w:val="false"/>
+                <w:sz w:val="20"/>
+                <w:szCs w:val="20"/>
+              </w:rPr>
+              <w:t>562</w:t>
+            </w:r>
+          </w:p>
+        </w:tc>
+        <w:tc>
+          <w:tcPr>
+            <w:tcW w:type="dxa" w:w="1700"/>
+            <w:tcBorders>
+              <w:top w:val="single" w:color="888888" w:sz="4"/>
+              <w:left w:val="single" w:color="888888" w:sz="4"/>
+              <w:bottom w:val="single" w:color="888888" w:sz="4"/>
+              <w:right w:val="single" w:color="888888" w:sz="4"/>
+            </w:tcBorders>
+            <w:tcMar>
+              <w:top w:type="dxa" w:w="80"/>
+              <w:left w:type="dxa" w:w="120"/>
+              <w:bottom w:type="dxa" w:w="80"/>
+              <w:right w:type="dxa" w:w="120"/>
+            </w:tcMar>
+          </w:tcPr>
+          <w:p>
+            <w:pPr>
+              <w:jc w:val="center"/>
+            </w:pPr>
+            <w:r>
+              <w:rPr>
+                <w:b w:val="false"/>
+                <w:bCs w:val="false"/>
+                <w:sz w:val="20"/>
+                <w:szCs w:val="20"/>
+              </w:rPr>
+              <w:t>0.773</w:t>
             </w:r>
           </w:p>
         </w:tc>
@@ -3638,7 +3638,7 @@
                 <w:sz w:val="20"/>
                 <w:szCs w:val="20"/>
               </w:rPr>
-              <w:t xml:space="preserve">0.038</w:t>
+              <w:t>0.033</w:t>
             </w:r>
           </w:p>
         </w:tc>
@@ -3671,7 +3671,7 @@
                 <w:sz w:val="20"/>
                 <w:szCs w:val="20"/>
               </w:rPr>
-              <w:t xml:space="preserve">&gt;= 0.20</w:t>
+              <w:t>&gt;= 0.2</w:t>
             </w:r>
           </w:p>
         </w:tc>
@@ -3702,100 +3702,100 @@
                 <w:sz w:val="20"/>
                 <w:szCs w:val="20"/>
               </w:rPr>
-              <w:t xml:space="preserve">&gt;= 1e-4</w:t>
-            </w:r>
-          </w:p>
-        </w:tc>
-        <w:tc>
-          <w:tcPr>
-            <w:tcW w:type="dxa" w:w="1700"/>
-            <w:tcBorders>
-              <w:top w:val="single" w:color="888888" w:sz="4"/>
-              <w:left w:val="single" w:color="888888" w:sz="4"/>
-              <w:bottom w:val="single" w:color="888888" w:sz="4"/>
-              <w:right w:val="single" w:color="888888" w:sz="4"/>
-            </w:tcBorders>
-            <w:tcMar>
-              <w:top w:type="dxa" w:w="80"/>
-              <w:left w:type="dxa" w:w="120"/>
-              <w:bottom w:type="dxa" w:w="80"/>
-              <w:right w:type="dxa" w:w="120"/>
-            </w:tcMar>
-          </w:tcPr>
-          <w:p>
-            <w:pPr>
-              <w:jc w:val="center"/>
-            </w:pPr>
-            <w:r>
-              <w:rPr>
-                <w:b w:val="false"/>
-                <w:bCs w:val="false"/>
-                <w:sz w:val="20"/>
-                <w:szCs w:val="20"/>
-              </w:rPr>
-              <w:t xml:space="preserve">145</w:t>
-            </w:r>
-          </w:p>
-        </w:tc>
-        <w:tc>
-          <w:tcPr>
-            <w:tcW w:type="dxa" w:w="1700"/>
-            <w:tcBorders>
-              <w:top w:val="single" w:color="888888" w:sz="4"/>
-              <w:left w:val="single" w:color="888888" w:sz="4"/>
-              <w:bottom w:val="single" w:color="888888" w:sz="4"/>
-              <w:right w:val="single" w:color="888888" w:sz="4"/>
-            </w:tcBorders>
-            <w:tcMar>
-              <w:top w:type="dxa" w:w="80"/>
-              <w:left w:type="dxa" w:w="120"/>
-              <w:bottom w:type="dxa" w:w="80"/>
-              <w:right w:type="dxa" w:w="120"/>
-            </w:tcMar>
-          </w:tcPr>
-          <w:p>
-            <w:pPr>
-              <w:jc w:val="center"/>
-            </w:pPr>
-            <w:r>
-              <w:rPr>
-                <w:b w:val="false"/>
-                <w:bCs w:val="false"/>
-                <w:sz w:val="20"/>
-                <w:szCs w:val="20"/>
-              </w:rPr>
-              <w:t xml:space="preserve">392</w:t>
-            </w:r>
-          </w:p>
-        </w:tc>
-        <w:tc>
-          <w:tcPr>
-            <w:tcW w:type="dxa" w:w="1700"/>
-            <w:tcBorders>
-              <w:top w:val="single" w:color="888888" w:sz="4"/>
-              <w:left w:val="single" w:color="888888" w:sz="4"/>
-              <w:bottom w:val="single" w:color="888888" w:sz="4"/>
-              <w:right w:val="single" w:color="888888" w:sz="4"/>
-            </w:tcBorders>
-            <w:tcMar>
-              <w:top w:type="dxa" w:w="80"/>
-              <w:left w:type="dxa" w:w="120"/>
-              <w:bottom w:type="dxa" w:w="80"/>
-              <w:right w:type="dxa" w:w="120"/>
-            </w:tcMar>
-          </w:tcPr>
-          <w:p>
-            <w:pPr>
-              <w:jc w:val="center"/>
-            </w:pPr>
-            <w:r>
-              <w:rPr>
-                <w:b w:val="false"/>
-                <w:bCs w:val="false"/>
-                <w:sz w:val="20"/>
-                <w:szCs w:val="20"/>
-              </w:rPr>
-              <w:t xml:space="preserve">0.788</w:t>
+              <w:t>&gt;= 1e-4</w:t>
+            </w:r>
+          </w:p>
+        </w:tc>
+        <w:tc>
+          <w:tcPr>
+            <w:tcW w:type="dxa" w:w="1700"/>
+            <w:tcBorders>
+              <w:top w:val="single" w:color="888888" w:sz="4"/>
+              <w:left w:val="single" w:color="888888" w:sz="4"/>
+              <w:bottom w:val="single" w:color="888888" w:sz="4"/>
+              <w:right w:val="single" w:color="888888" w:sz="4"/>
+            </w:tcBorders>
+            <w:tcMar>
+              <w:top w:type="dxa" w:w="80"/>
+              <w:left w:type="dxa" w:w="120"/>
+              <w:bottom w:type="dxa" w:w="80"/>
+              <w:right w:type="dxa" w:w="120"/>
+            </w:tcMar>
+          </w:tcPr>
+          <w:p>
+            <w:pPr>
+              <w:jc w:val="center"/>
+            </w:pPr>
+            <w:r>
+              <w:rPr>
+                <w:b w:val="false"/>
+                <w:bCs w:val="false"/>
+                <w:sz w:val="20"/>
+                <w:szCs w:val="20"/>
+              </w:rPr>
+              <w:t>147</w:t>
+            </w:r>
+          </w:p>
+        </w:tc>
+        <w:tc>
+          <w:tcPr>
+            <w:tcW w:type="dxa" w:w="1700"/>
+            <w:tcBorders>
+              <w:top w:val="single" w:color="888888" w:sz="4"/>
+              <w:left w:val="single" w:color="888888" w:sz="4"/>
+              <w:bottom w:val="single" w:color="888888" w:sz="4"/>
+              <w:right w:val="single" w:color="888888" w:sz="4"/>
+            </w:tcBorders>
+            <w:tcMar>
+              <w:top w:type="dxa" w:w="80"/>
+              <w:left w:type="dxa" w:w="120"/>
+              <w:bottom w:type="dxa" w:w="80"/>
+              <w:right w:type="dxa" w:w="120"/>
+            </w:tcMar>
+          </w:tcPr>
+          <w:p>
+            <w:pPr>
+              <w:jc w:val="center"/>
+            </w:pPr>
+            <w:r>
+              <w:rPr>
+                <w:b w:val="false"/>
+                <w:bCs w:val="false"/>
+                <w:sz w:val="20"/>
+                <w:szCs w:val="20"/>
+              </w:rPr>
+              <w:t>394</w:t>
+            </w:r>
+          </w:p>
+        </w:tc>
+        <w:tc>
+          <w:tcPr>
+            <w:tcW w:type="dxa" w:w="1700"/>
+            <w:tcBorders>
+              <w:top w:val="single" w:color="888888" w:sz="4"/>
+              <w:left w:val="single" w:color="888888" w:sz="4"/>
+              <w:bottom w:val="single" w:color="888888" w:sz="4"/>
+              <w:right w:val="single" w:color="888888" w:sz="4"/>
+            </w:tcBorders>
+            <w:tcMar>
+              <w:top w:type="dxa" w:w="80"/>
+              <w:left w:type="dxa" w:w="120"/>
+              <w:bottom w:type="dxa" w:w="80"/>
+              <w:right w:type="dxa" w:w="120"/>
+            </w:tcMar>
+          </w:tcPr>
+          <w:p>
+            <w:pPr>
+              <w:jc w:val="center"/>
+            </w:pPr>
+            <w:r>
+              <w:rPr>
+                <w:b w:val="false"/>
+                <w:bCs w:val="false"/>
+                <w:sz w:val="20"/>
+                <w:szCs w:val="20"/>
+              </w:rPr>
+              <w:t>0.783</w:t>
             </w:r>
           </w:p>
         </w:tc>
@@ -3826,7 +3826,7 @@
                 <w:sz w:val="20"/>
                 <w:szCs w:val="20"/>
               </w:rPr>
-              <w:t xml:space="preserve">0.034</w:t>
+              <w:t>0.037</w:t>
             </w:r>
           </w:p>
         </w:tc>
@@ -3859,7 +3859,7 @@
                 <w:sz w:val="20"/>
                 <w:szCs w:val="20"/>
               </w:rPr>
-              <w:t xml:space="preserve">&gt;= 0.20</w:t>
+              <w:t>&gt;= 0.2</w:t>
             </w:r>
           </w:p>
         </w:tc>
@@ -3890,100 +3890,100 @@
                 <w:sz w:val="20"/>
                 <w:szCs w:val="20"/>
               </w:rPr>
-              <w:t xml:space="preserve">&gt;= 1e-3</w:t>
-            </w:r>
-          </w:p>
-        </w:tc>
-        <w:tc>
-          <w:tcPr>
-            <w:tcW w:type="dxa" w:w="1700"/>
-            <w:tcBorders>
-              <w:top w:val="single" w:color="888888" w:sz="4"/>
-              <w:left w:val="single" w:color="888888" w:sz="4"/>
-              <w:bottom w:val="single" w:color="888888" w:sz="4"/>
-              <w:right w:val="single" w:color="888888" w:sz="4"/>
-            </w:tcBorders>
-            <w:tcMar>
-              <w:top w:type="dxa" w:w="80"/>
-              <w:left w:type="dxa" w:w="120"/>
-              <w:bottom w:type="dxa" w:w="80"/>
-              <w:right w:type="dxa" w:w="120"/>
-            </w:tcMar>
-          </w:tcPr>
-          <w:p>
-            <w:pPr>
-              <w:jc w:val="center"/>
-            </w:pPr>
-            <w:r>
-              <w:rPr>
-                <w:b w:val="false"/>
-                <w:bCs w:val="false"/>
-                <w:sz w:val="20"/>
-                <w:szCs w:val="20"/>
-              </w:rPr>
-              <w:t xml:space="preserve">2</w:t>
-            </w:r>
-          </w:p>
-        </w:tc>
-        <w:tc>
-          <w:tcPr>
-            <w:tcW w:type="dxa" w:w="1700"/>
-            <w:tcBorders>
-              <w:top w:val="single" w:color="888888" w:sz="4"/>
-              <w:left w:val="single" w:color="888888" w:sz="4"/>
-              <w:bottom w:val="single" w:color="888888" w:sz="4"/>
-              <w:right w:val="single" w:color="888888" w:sz="4"/>
-            </w:tcBorders>
-            <w:tcMar>
-              <w:top w:type="dxa" w:w="80"/>
-              <w:left w:type="dxa" w:w="120"/>
-              <w:bottom w:type="dxa" w:w="80"/>
-              <w:right w:type="dxa" w:w="120"/>
-            </w:tcMar>
-          </w:tcPr>
-          <w:p>
-            <w:pPr>
-              <w:jc w:val="center"/>
-            </w:pPr>
-            <w:r>
-              <w:rPr>
-                <w:b w:val="false"/>
-                <w:bCs w:val="false"/>
-                <w:sz w:val="20"/>
-                <w:szCs w:val="20"/>
-              </w:rPr>
-              <w:t xml:space="preserve">249</w:t>
-            </w:r>
-          </w:p>
-        </w:tc>
-        <w:tc>
-          <w:tcPr>
-            <w:tcW w:type="dxa" w:w="1700"/>
-            <w:tcBorders>
-              <w:top w:val="single" w:color="888888" w:sz="4"/>
-              <w:left w:val="single" w:color="888888" w:sz="4"/>
-              <w:bottom w:val="single" w:color="888888" w:sz="4"/>
-              <w:right w:val="single" w:color="888888" w:sz="4"/>
-            </w:tcBorders>
-            <w:tcMar>
-              <w:top w:type="dxa" w:w="80"/>
-              <w:left w:type="dxa" w:w="120"/>
-              <w:bottom w:type="dxa" w:w="80"/>
-              <w:right w:type="dxa" w:w="120"/>
-            </w:tcMar>
-          </w:tcPr>
-          <w:p>
-            <w:pPr>
-              <w:jc w:val="center"/>
-            </w:pPr>
-            <w:r>
-              <w:rPr>
-                <w:b w:val="false"/>
-                <w:bCs w:val="false"/>
-                <w:sz w:val="20"/>
-                <w:szCs w:val="20"/>
-              </w:rPr>
-              <w:t xml:space="preserve">0.811</w:t>
+              <w:t>&gt;= 1e-3</w:t>
+            </w:r>
+          </w:p>
+        </w:tc>
+        <w:tc>
+          <w:tcPr>
+            <w:tcW w:type="dxa" w:w="1700"/>
+            <w:tcBorders>
+              <w:top w:val="single" w:color="888888" w:sz="4"/>
+              <w:left w:val="single" w:color="888888" w:sz="4"/>
+              <w:bottom w:val="single" w:color="888888" w:sz="4"/>
+              <w:right w:val="single" w:color="888888" w:sz="4"/>
+            </w:tcBorders>
+            <w:tcMar>
+              <w:top w:type="dxa" w:w="80"/>
+              <w:left w:type="dxa" w:w="120"/>
+              <w:bottom w:type="dxa" w:w="80"/>
+              <w:right w:type="dxa" w:w="120"/>
+            </w:tcMar>
+          </w:tcPr>
+          <w:p>
+            <w:pPr>
+              <w:jc w:val="center"/>
+            </w:pPr>
+            <w:r>
+              <w:rPr>
+                <w:b w:val="false"/>
+                <w:bCs w:val="false"/>
+                <w:sz w:val="20"/>
+                <w:szCs w:val="20"/>
+              </w:rPr>
+              <w:t>2</w:t>
+            </w:r>
+          </w:p>
+        </w:tc>
+        <w:tc>
+          <w:tcPr>
+            <w:tcW w:type="dxa" w:w="1700"/>
+            <w:tcBorders>
+              <w:top w:val="single" w:color="888888" w:sz="4"/>
+              <w:left w:val="single" w:color="888888" w:sz="4"/>
+              <w:bottom w:val="single" w:color="888888" w:sz="4"/>
+              <w:right w:val="single" w:color="888888" w:sz="4"/>
+            </w:tcBorders>
+            <w:tcMar>
+              <w:top w:type="dxa" w:w="80"/>
+              <w:left w:type="dxa" w:w="120"/>
+              <w:bottom w:type="dxa" w:w="80"/>
+              <w:right w:type="dxa" w:w="120"/>
+            </w:tcMar>
+          </w:tcPr>
+          <w:p>
+            <w:pPr>
+              <w:jc w:val="center"/>
+            </w:pPr>
+            <w:r>
+              <w:rPr>
+                <w:b w:val="false"/>
+                <w:bCs w:val="false"/>
+                <w:sz w:val="20"/>
+                <w:szCs w:val="20"/>
+              </w:rPr>
+              <w:t>249</w:t>
+            </w:r>
+          </w:p>
+        </w:tc>
+        <w:tc>
+          <w:tcPr>
+            <w:tcW w:type="dxa" w:w="1700"/>
+            <w:tcBorders>
+              <w:top w:val="single" w:color="888888" w:sz="4"/>
+              <w:left w:val="single" w:color="888888" w:sz="4"/>
+              <w:bottom w:val="single" w:color="888888" w:sz="4"/>
+              <w:right w:val="single" w:color="888888" w:sz="4"/>
+            </w:tcBorders>
+            <w:tcMar>
+              <w:top w:type="dxa" w:w="80"/>
+              <w:left w:type="dxa" w:w="120"/>
+              <w:bottom w:type="dxa" w:w="80"/>
+              <w:right w:type="dxa" w:w="120"/>
+            </w:tcMar>
+          </w:tcPr>
+          <w:p>
+            <w:pPr>
+              <w:jc w:val="center"/>
+            </w:pPr>
+            <w:r>
+              <w:rPr>
+                <w:b w:val="false"/>
+                <w:bCs w:val="false"/>
+                <w:sz w:val="20"/>
+                <w:szCs w:val="20"/>
+              </w:rPr>
+              <w:t>0.811</w:t>
             </w:r>
           </w:p>
         </w:tc>
@@ -4014,7 +4014,7 @@
                 <w:sz w:val="20"/>
                 <w:szCs w:val="20"/>
               </w:rPr>
-              <w:t xml:space="preserve">0.045</w:t>
+              <w:t>0.045</w:t>
             </w:r>
           </w:p>
         </w:tc>

--- a/manuscript/Supplementary_Tables.docx
+++ b/manuscript/Supplementary_Tables.docx
@@ -2397,7 +2397,7 @@
     </w:p>
     <w:p>
       <w:r>
-        <w:t xml:space="preserve">A pre-specified, keyword-based shortlist drawn from eight biological groups (butyrate/SCFA, fermentation, LPS/inflammation, polyamines, tryptophan metabolism, folate/one-carbon metabolism, sulfur/methionine metabolism, glycan/mucin degradation) expands to 84 unique CRC-relevant pathway candidates; per-fold prevalence/mean filtering retains ~66 of these, giving ~295 total features per fold (229 species + ~66 pathways). The joint species + shortlist-pathway feature set yields per-cohort mean AUC 0.817, comparable to the species-only baseline. Curated CRC-relevant pathways therefore do not provide an advantage over the species features alone. Source: </w:t>
+        <w:t xml:space="preserve">A pre-specified, keyword-based shortlist drawn from nine biological groups (butyrate/SCFA, fermentation, LPS/inflammation, polyamines, tryptophan metabolism, folate/one-carbon metabolism, sulfur/methionine metabolism, glycan/mucin degradation, bile-acid metabolism) expands to 86 unique CRC-relevant pathway candidates; per-fold prevalence/mean filtering retains ~66 of these, giving ~295 total features per fold (229 species + ~66 pathways). The joint species + shortlist-pathway feature set yields per-cohort mean AUC 0.817, comparable to the species-only baseline. Curated CRC-relevant pathways therefore do not provide an advantage over the species features alone. Source: </w:t>
       </w:r>
       <w:r>
         <w:rPr>

--- a/manuscript/Supplementary_Tables.docx
+++ b/manuscript/Supplementary_Tables.docx
@@ -20,7 +20,7 @@
     </w:p>
     <w:p>
       <w:r>
-        <w:t xml:space="preserve">Each row reports one country-aware LODO run (10 folds, 1,339 case/control samples) over species ∪ unstratified pathway features, with the per-fold prevalence/mean filter computed on training-cohort samples only at the indicated thresholds. The headline run uses prevalence ≥ 0.10, mean ≥ 1e-6. Across the full 20-cell grid, mean per-cohort AUC ranges from 0.794 to 0.812 (spread 0.018). The mean ≥ 1e-3 column retains only two pathways and effectively reduces the joint model to species-only. Source: </w:t>
+        <w:t xml:space="preserve">Each row reports one country-aware LODO run (10 folds, 1,339 case/control samples) over species ∪ unstratified pathway features, with the per-fold prevalence/mean filter computed on training-cohort samples only at the indicated thresholds. The headline run uses prevalence ≥ 0.10, mean ≥ 1e-6. Across the full 20-cell grid, mean per-cohort AUC ranges from 0.781 to 0.835 (spread 0.055). The mean ≥ 1e-3 column retains only two pathways and effectively reduces the joint model to species-only. Source: </w:t>
       </w:r>
       <w:r>
         <w:rPr>
@@ -2366,7 +2366,7 @@
         <w:t>combat.pycombat.pycombat</w:t>
       </w:r>
       <w:r>
-        <w:t>) on species features yields a per-cohort mean AUC of 0.815 versus 0.807 without correction (Δ +0.008). ComBat is fit jointly on train and test feature matrices using only batch labels (</w:t>
+        <w:t>) on species features yields a per-cohort mean AUC of 0.815 versus 0.807 without correction (Δ +0.008). ComBat is fit on the union of train and test feature matrices using only batch labels (</w:t>
       </w:r>
       <w:r>
         <w:rPr>
@@ -2375,7 +2375,7 @@
         <w:t>study_name</w:t>
       </w:r>
       <w:r>
-        <w:t xml:space="preserve">); class labels are never seen by ComBat. Source: </w:t>
+        <w:t xml:space="preserve">); class labels are never seen, but test-fold feature distribution informs the correction — so this is reported only as a robustness-check upper bound, not the headline. Source: </w:t>
       </w:r>
       <w:r>
         <w:rPr>
